--- a/docs/LANDIS-II Epidemiological Disturbance Agent v3 User Guide.docx
+++ b/docs/LANDIS-II Epidemiological Disturbance Agent v3 User Guide.docx
@@ -1,6 +1,6 @@
 
 <file path=word/document.xml><?xml version="1.0" encoding="utf-8"?>
-<w:document xmlns:wpc="http://schemas.microsoft.com/office/word/2010/wordprocessingCanvas" xmlns:cx="http://schemas.microsoft.com/office/drawing/2014/chartex" xmlns:cx1="http://schemas.microsoft.com/office/drawing/2015/9/8/chartex" xmlns:cx2="http://schemas.microsoft.com/office/drawing/2015/10/21/chartex" xmlns:cx3="http://schemas.microsoft.com/office/drawing/2016/5/9/chartex" xmlns:cx4="http://schemas.microsoft.com/office/drawing/2016/5/10/chartex" xmlns:cx5="http://schemas.microsoft.com/office/drawing/2016/5/11/chartex" xmlns:cx6="http://schemas.microsoft.com/office/drawing/2016/5/12/chartex" xmlns:cx7="http://schemas.microsoft.com/office/drawing/2016/5/13/chartex" xmlns:cx8="http://schemas.microsoft.com/office/drawing/2016/5/14/chartex" xmlns:mc="http://schemas.openxmlformats.org/markup-compatibility/2006" xmlns:aink="http://schemas.microsoft.com/office/drawing/2016/ink" xmlns:am3d="http://schemas.microsoft.com/office/drawing/2017/model3d" xmlns:o="urn:schemas-microsoft-com:office:office" xmlns:oel="http://schemas.microsoft.com/office/2019/extlst" xmlns:r="http://schemas.openxmlformats.org/officeDocument/2006/relationships" xmlns:m="http://schemas.openxmlformats.org/officeDocument/2006/math" xmlns:v="urn:schemas-microsoft-com:vml" xmlns:wp14="http://schemas.microsoft.com/office/word/2010/wordprocessingDrawing" xmlns:wp="http://schemas.openxmlformats.org/drawingml/2006/wordprocessingDrawing" xmlns:w10="urn:schemas-microsoft-com:office:word" xmlns:w="http://schemas.openxmlformats.org/wordprocessingml/2006/main" xmlns:w14="http://schemas.microsoft.com/office/word/2010/wordml" xmlns:w15="http://schemas.microsoft.com/office/word/2012/wordml" xmlns:w16cex="http://schemas.microsoft.com/office/word/2018/wordml/cex" xmlns:w16cid="http://schemas.microsoft.com/office/word/2016/wordml/cid" xmlns:w16="http://schemas.microsoft.com/office/word/2018/wordml" xmlns:w16du="http://schemas.microsoft.com/office/word/2023/wordml/word16du" xmlns:w16sdtdh="http://schemas.microsoft.com/office/word/2020/wordml/sdtdatahash" xmlns:w16se="http://schemas.microsoft.com/office/word/2015/wordml/symex" xmlns:wpg="http://schemas.microsoft.com/office/word/2010/wordprocessingGroup" xmlns:wpi="http://schemas.microsoft.com/office/word/2010/wordprocessingInk" xmlns:wne="http://schemas.microsoft.com/office/word/2006/wordml" xmlns:wps="http://schemas.microsoft.com/office/word/2010/wordprocessingShape" mc:Ignorable="w14 w15 w16se w16cid w16 w16cex w16sdtdh w16du wp14">
+<w:document xmlns:wpc="http://schemas.microsoft.com/office/word/2010/wordprocessingCanvas" xmlns:cx="http://schemas.microsoft.com/office/drawing/2014/chartex" xmlns:cx1="http://schemas.microsoft.com/office/drawing/2015/9/8/chartex" xmlns:cx2="http://schemas.microsoft.com/office/drawing/2015/10/21/chartex" xmlns:cx3="http://schemas.microsoft.com/office/drawing/2016/5/9/chartex" xmlns:cx4="http://schemas.microsoft.com/office/drawing/2016/5/10/chartex" xmlns:cx5="http://schemas.microsoft.com/office/drawing/2016/5/11/chartex" xmlns:cx6="http://schemas.microsoft.com/office/drawing/2016/5/12/chartex" xmlns:cx7="http://schemas.microsoft.com/office/drawing/2016/5/13/chartex" xmlns:cx8="http://schemas.microsoft.com/office/drawing/2016/5/14/chartex" xmlns:mc="http://schemas.openxmlformats.org/markup-compatibility/2006" xmlns:aink="http://schemas.microsoft.com/office/drawing/2016/ink" xmlns:am3d="http://schemas.microsoft.com/office/drawing/2017/model3d" xmlns:o="urn:schemas-microsoft-com:office:office" xmlns:oel="http://schemas.microsoft.com/office/2019/extlst" xmlns:r="http://schemas.openxmlformats.org/officeDocument/2006/relationships" xmlns:m="http://schemas.openxmlformats.org/officeDocument/2006/math" xmlns:v="urn:schemas-microsoft-com:vml" xmlns:wp14="http://schemas.microsoft.com/office/word/2010/wordprocessingDrawing" xmlns:wp="http://schemas.openxmlformats.org/drawingml/2006/wordprocessingDrawing" xmlns:w10="urn:schemas-microsoft-com:office:word" xmlns:w="http://schemas.openxmlformats.org/wordprocessingml/2006/main" xmlns:w14="http://schemas.microsoft.com/office/word/2010/wordml" xmlns:w15="http://schemas.microsoft.com/office/word/2012/wordml" xmlns:w16cex="http://schemas.microsoft.com/office/word/2018/wordml/cex" xmlns:w16cid="http://schemas.microsoft.com/office/word/2016/wordml/cid" xmlns:w16="http://schemas.microsoft.com/office/word/2018/wordml" xmlns:w16du="http://schemas.microsoft.com/office/word/2023/wordml/word16du" xmlns:w16sdtdh="http://schemas.microsoft.com/office/word/2020/wordml/sdtdatahash" xmlns:w16sdtfl="http://schemas.microsoft.com/office/word/2024/wordml/sdtformatlock" xmlns:w16se="http://schemas.microsoft.com/office/word/2015/wordml/symex" xmlns:wpg="http://schemas.microsoft.com/office/word/2010/wordprocessingGroup" xmlns:wpi="http://schemas.microsoft.com/office/word/2010/wordprocessingInk" xmlns:wne="http://schemas.microsoft.com/office/word/2006/wordml" xmlns:wps="http://schemas.microsoft.com/office/word/2010/wordprocessingShape" mc:Ignorable="w14 w15 w16se w16cid w16 w16cex w16sdtdh w16sdtfl w16du wp14">
   <w:body>
     <w:p>
       <w:pPr>
@@ -306,7 +306,7 @@
         <w:pStyle w:val="Heading1"/>
         <w:ind w:left="140" w:firstLine="0"/>
       </w:pPr>
-      <w:bookmarkStart w:id="0" w:name="_Toc170982947"/>
+      <w:bookmarkStart w:id="0" w:name="_Toc225505737"/>
       <w:r>
         <w:t>Table of Contents</w:t>
       </w:r>
@@ -377,7 +377,7 @@
             </w:rPr>
             <w:fldChar w:fldCharType="separate"/>
           </w:r>
-          <w:hyperlink w:anchor="_Toc170982947" w:history="1">
+          <w:hyperlink w:anchor="_Toc225505737" w:history="1">
             <w:r>
               <w:rPr>
                 <w:rStyle w:val="Hyperlink"/>
@@ -404,7 +404,7 @@
                 <w:noProof/>
                 <w:webHidden/>
               </w:rPr>
-              <w:instrText xml:space="preserve"> PAGEREF _Toc170982947 \h </w:instrText>
+              <w:instrText xml:space="preserve"> PAGEREF _Toc225505737 \h </w:instrText>
             </w:r>
             <w:r>
               <w:rPr>
@@ -452,7 +452,7 @@
               <w14:ligatures w14:val="standardContextual"/>
             </w:rPr>
           </w:pPr>
-          <w:hyperlink w:anchor="_Toc170982948" w:history="1">
+          <w:hyperlink w:anchor="_Toc225505738" w:history="1">
             <w:r>
               <w:rPr>
                 <w:rStyle w:val="Hyperlink"/>
@@ -500,7 +500,7 @@
                 <w:noProof/>
                 <w:webHidden/>
               </w:rPr>
-              <w:instrText xml:space="preserve"> PAGEREF _Toc170982948 \h </w:instrText>
+              <w:instrText xml:space="preserve"> PAGEREF _Toc225505738 \h </w:instrText>
             </w:r>
             <w:r>
               <w:rPr>
@@ -547,7 +547,7 @@
               <w14:ligatures w14:val="standardContextual"/>
             </w:rPr>
           </w:pPr>
-          <w:hyperlink w:anchor="_Toc170982949" w:history="1">
+          <w:hyperlink w:anchor="_Toc225505739" w:history="1">
             <w:r>
               <w:rPr>
                 <w:rStyle w:val="Hyperlink"/>
@@ -608,7 +608,7 @@
                 <w:noProof/>
                 <w:webHidden/>
               </w:rPr>
-              <w:instrText xml:space="preserve"> PAGEREF _Toc170982949 \h </w:instrText>
+              <w:instrText xml:space="preserve"> PAGEREF _Toc225505739 \h </w:instrText>
             </w:r>
             <w:r>
               <w:rPr>
@@ -656,7 +656,7 @@
               <w14:ligatures w14:val="standardContextual"/>
             </w:rPr>
           </w:pPr>
-          <w:hyperlink w:anchor="_Toc170982950" w:history="1">
+          <w:hyperlink w:anchor="_Toc225505740" w:history="1">
             <w:r>
               <w:rPr>
                 <w:rStyle w:val="Hyperlink"/>
@@ -683,7 +683,7 @@
                 <w:rStyle w:val="Hyperlink"/>
                 <w:noProof/>
               </w:rPr>
-              <w:t>Version 3.0 (August 2024)</w:t>
+              <w:t>Version 3.1 (March 2026)</w:t>
             </w:r>
             <w:r>
               <w:rPr>
@@ -704,7 +704,7 @@
                 <w:noProof/>
                 <w:webHidden/>
               </w:rPr>
-              <w:instrText xml:space="preserve"> PAGEREF _Toc170982950 \h </w:instrText>
+              <w:instrText xml:space="preserve"> PAGEREF _Toc225505740 \h </w:instrText>
             </w:r>
             <w:r>
               <w:rPr>
@@ -752,7 +752,7 @@
               <w14:ligatures w14:val="standardContextual"/>
             </w:rPr>
           </w:pPr>
-          <w:hyperlink w:anchor="_Toc170982951" w:history="1">
+          <w:hyperlink w:anchor="_Toc225505741" w:history="1">
             <w:r>
               <w:rPr>
                 <w:rStyle w:val="Hyperlink"/>
@@ -779,7 +779,7 @@
                 <w:rStyle w:val="Hyperlink"/>
                 <w:noProof/>
               </w:rPr>
-              <w:t>Version 2.0 (August 2018)</w:t>
+              <w:t>Version 3.0 (August 2024)</w:t>
             </w:r>
             <w:r>
               <w:rPr>
@@ -800,7 +800,7 @@
                 <w:noProof/>
                 <w:webHidden/>
               </w:rPr>
-              <w:instrText xml:space="preserve"> PAGEREF _Toc170982951 \h </w:instrText>
+              <w:instrText xml:space="preserve"> PAGEREF _Toc225505741 \h </w:instrText>
             </w:r>
             <w:r>
               <w:rPr>
@@ -848,7 +848,7 @@
               <w14:ligatures w14:val="standardContextual"/>
             </w:rPr>
           </w:pPr>
-          <w:hyperlink w:anchor="_Toc170982952" w:history="1">
+          <w:hyperlink w:anchor="_Toc225505742" w:history="1">
             <w:r>
               <w:rPr>
                 <w:rStyle w:val="Hyperlink"/>
@@ -875,6 +875,102 @@
                 <w:rStyle w:val="Hyperlink"/>
                 <w:noProof/>
               </w:rPr>
+              <w:t>Version 2.0 (August 2018)</w:t>
+            </w:r>
+            <w:r>
+              <w:rPr>
+                <w:noProof/>
+                <w:webHidden/>
+              </w:rPr>
+              <w:tab/>
+            </w:r>
+            <w:r>
+              <w:rPr>
+                <w:noProof/>
+                <w:webHidden/>
+              </w:rPr>
+              <w:fldChar w:fldCharType="begin"/>
+            </w:r>
+            <w:r>
+              <w:rPr>
+                <w:noProof/>
+                <w:webHidden/>
+              </w:rPr>
+              <w:instrText xml:space="preserve"> PAGEREF _Toc225505742 \h </w:instrText>
+            </w:r>
+            <w:r>
+              <w:rPr>
+                <w:noProof/>
+                <w:webHidden/>
+              </w:rPr>
+            </w:r>
+            <w:r>
+              <w:rPr>
+                <w:noProof/>
+                <w:webHidden/>
+              </w:rPr>
+              <w:fldChar w:fldCharType="separate"/>
+            </w:r>
+            <w:r>
+              <w:rPr>
+                <w:noProof/>
+                <w:webHidden/>
+              </w:rPr>
+              <w:t>2</w:t>
+            </w:r>
+            <w:r>
+              <w:rPr>
+                <w:noProof/>
+                <w:webHidden/>
+              </w:rPr>
+              <w:fldChar w:fldCharType="end"/>
+            </w:r>
+          </w:hyperlink>
+        </w:p>
+        <w:p>
+          <w:pPr>
+            <w:pStyle w:val="TOC3"/>
+            <w:tabs>
+              <w:tab w:val="left" w:pos="1340"/>
+              <w:tab w:val="right" w:leader="dot" w:pos="9650"/>
+            </w:tabs>
+            <w:rPr>
+              <w:rFonts w:asciiTheme="minorHAnsi" w:eastAsiaTheme="minorEastAsia" w:hAnsiTheme="minorHAnsi" w:cstheme="minorBidi"/>
+              <w:i w:val="0"/>
+              <w:noProof/>
+              <w:kern w:val="2"/>
+              <w:sz w:val="24"/>
+              <w:szCs w:val="24"/>
+              <w14:ligatures w14:val="standardContextual"/>
+            </w:rPr>
+          </w:pPr>
+          <w:hyperlink w:anchor="_Toc225505743" w:history="1">
+            <w:r>
+              <w:rPr>
+                <w:rStyle w:val="Hyperlink"/>
+                <w:rFonts w:eastAsia="Verdana" w:cs="Verdana"/>
+                <w:noProof/>
+                <w:spacing w:val="-1"/>
+              </w:rPr>
+              <w:t>1.1.4</w:t>
+            </w:r>
+            <w:r>
+              <w:rPr>
+                <w:rFonts w:asciiTheme="minorHAnsi" w:eastAsiaTheme="minorEastAsia" w:hAnsiTheme="minorHAnsi" w:cstheme="minorBidi"/>
+                <w:i w:val="0"/>
+                <w:noProof/>
+                <w:kern w:val="2"/>
+                <w:sz w:val="24"/>
+                <w:szCs w:val="24"/>
+                <w14:ligatures w14:val="standardContextual"/>
+              </w:rPr>
+              <w:tab/>
+            </w:r>
+            <w:r>
+              <w:rPr>
+                <w:rStyle w:val="Hyperlink"/>
+                <w:noProof/>
+              </w:rPr>
               <w:t>Version</w:t>
             </w:r>
             <w:r>
@@ -911,7 +1007,7 @@
                 <w:noProof/>
                 <w:webHidden/>
               </w:rPr>
-              <w:instrText xml:space="preserve"> PAGEREF _Toc170982952 \h </w:instrText>
+              <w:instrText xml:space="preserve"> PAGEREF _Toc225505743 \h </w:instrText>
             </w:r>
             <w:r>
               <w:rPr>
@@ -958,7 +1054,7 @@
               <w14:ligatures w14:val="standardContextual"/>
             </w:rPr>
           </w:pPr>
-          <w:hyperlink w:anchor="_Toc170982953" w:history="1">
+          <w:hyperlink w:anchor="_Toc225505744" w:history="1">
             <w:r>
               <w:rPr>
                 <w:rStyle w:val="Hyperlink"/>
@@ -1019,7 +1115,7 @@
                 <w:noProof/>
                 <w:webHidden/>
               </w:rPr>
-              <w:instrText xml:space="preserve"> PAGEREF _Toc170982953 \h </w:instrText>
+              <w:instrText xml:space="preserve"> PAGEREF _Toc225505744 \h </w:instrText>
             </w:r>
             <w:r>
               <w:rPr>
@@ -1067,7 +1163,7 @@
               <w14:ligatures w14:val="standardContextual"/>
             </w:rPr>
           </w:pPr>
-          <w:hyperlink w:anchor="_Toc170982954" w:history="1">
+          <w:hyperlink w:anchor="_Toc225505745" w:history="1">
             <w:r>
               <w:rPr>
                 <w:rStyle w:val="Hyperlink"/>
@@ -1130,7 +1226,7 @@
                 <w:noProof/>
                 <w:webHidden/>
               </w:rPr>
-              <w:instrText xml:space="preserve"> PAGEREF _Toc170982954 \h </w:instrText>
+              <w:instrText xml:space="preserve"> PAGEREF _Toc225505745 \h </w:instrText>
             </w:r>
             <w:r>
               <w:rPr>
@@ -1177,7 +1273,7 @@
               <w14:ligatures w14:val="standardContextual"/>
             </w:rPr>
           </w:pPr>
-          <w:hyperlink w:anchor="_Toc170982955" w:history="1">
+          <w:hyperlink w:anchor="_Toc225505746" w:history="1">
             <w:r>
               <w:rPr>
                 <w:rStyle w:val="Hyperlink"/>
@@ -1238,7 +1334,7 @@
                 <w:noProof/>
                 <w:webHidden/>
               </w:rPr>
-              <w:instrText xml:space="preserve"> PAGEREF _Toc170982955 \h </w:instrText>
+              <w:instrText xml:space="preserve"> PAGEREF _Toc225505746 \h </w:instrText>
             </w:r>
             <w:r>
               <w:rPr>
@@ -1285,7 +1381,7 @@
               <w14:ligatures w14:val="standardContextual"/>
             </w:rPr>
           </w:pPr>
-          <w:hyperlink w:anchor="_Toc170982956" w:history="1">
+          <w:hyperlink w:anchor="_Toc225505747" w:history="1">
             <w:r>
               <w:rPr>
                 <w:rStyle w:val="Hyperlink"/>
@@ -1346,7 +1442,7 @@
                 <w:noProof/>
                 <w:webHidden/>
               </w:rPr>
-              <w:instrText xml:space="preserve"> PAGEREF _Toc170982956 \h </w:instrText>
+              <w:instrText xml:space="preserve"> PAGEREF _Toc225505747 \h </w:instrText>
             </w:r>
             <w:r>
               <w:rPr>
@@ -1394,7 +1490,7 @@
               <w14:ligatures w14:val="standardContextual"/>
             </w:rPr>
           </w:pPr>
-          <w:hyperlink w:anchor="_Toc170982957" w:history="1">
+          <w:hyperlink w:anchor="_Toc225505748" w:history="1">
             <w:r>
               <w:rPr>
                 <w:rStyle w:val="Hyperlink"/>
@@ -1457,7 +1553,7 @@
                 <w:noProof/>
                 <w:webHidden/>
               </w:rPr>
-              <w:instrText xml:space="preserve"> PAGEREF _Toc170982957 \h </w:instrText>
+              <w:instrText xml:space="preserve"> PAGEREF _Toc225505748 \h </w:instrText>
             </w:r>
             <w:r>
               <w:rPr>
@@ -1504,7 +1600,7 @@
               <w14:ligatures w14:val="standardContextual"/>
             </w:rPr>
           </w:pPr>
-          <w:hyperlink w:anchor="_Toc170982958" w:history="1">
+          <w:hyperlink w:anchor="_Toc225505749" w:history="1">
             <w:r>
               <w:rPr>
                 <w:rStyle w:val="Hyperlink"/>
@@ -1550,7 +1646,7 @@
                 <w:noProof/>
                 <w:webHidden/>
               </w:rPr>
-              <w:instrText xml:space="preserve"> PAGEREF _Toc170982958 \h </w:instrText>
+              <w:instrText xml:space="preserve"> PAGEREF _Toc225505749 \h </w:instrText>
             </w:r>
             <w:r>
               <w:rPr>
@@ -1597,7 +1693,7 @@
               <w14:ligatures w14:val="standardContextual"/>
             </w:rPr>
           </w:pPr>
-          <w:hyperlink w:anchor="_Toc170982959" w:history="1">
+          <w:hyperlink w:anchor="_Toc225505750" w:history="1">
             <w:r>
               <w:rPr>
                 <w:rStyle w:val="Hyperlink"/>
@@ -1658,7 +1754,7 @@
                 <w:noProof/>
                 <w:webHidden/>
               </w:rPr>
-              <w:instrText xml:space="preserve"> PAGEREF _Toc170982959 \h </w:instrText>
+              <w:instrText xml:space="preserve"> PAGEREF _Toc225505750 \h </w:instrText>
             </w:r>
             <w:r>
               <w:rPr>
@@ -1706,7 +1802,7 @@
               <w14:ligatures w14:val="standardContextual"/>
             </w:rPr>
           </w:pPr>
-          <w:hyperlink w:anchor="_Toc170982962" w:history="1">
+          <w:hyperlink w:anchor="_Toc225505753" w:history="1">
             <w:r>
               <w:rPr>
                 <w:rStyle w:val="Hyperlink"/>
@@ -1769,7 +1865,7 @@
                 <w:noProof/>
                 <w:webHidden/>
               </w:rPr>
-              <w:instrText xml:space="preserve"> PAGEREF _Toc170982962 \h </w:instrText>
+              <w:instrText xml:space="preserve"> PAGEREF _Toc225505753 \h </w:instrText>
             </w:r>
             <w:r>
               <w:rPr>
@@ -1817,7 +1913,7 @@
               <w14:ligatures w14:val="standardContextual"/>
             </w:rPr>
           </w:pPr>
-          <w:hyperlink w:anchor="_Toc170982963" w:history="1">
+          <w:hyperlink w:anchor="_Toc225505754" w:history="1">
             <w:r>
               <w:rPr>
                 <w:rStyle w:val="Hyperlink"/>
@@ -1880,7 +1976,7 @@
                 <w:noProof/>
                 <w:webHidden/>
               </w:rPr>
-              <w:instrText xml:space="preserve"> PAGEREF _Toc170982963 \h </w:instrText>
+              <w:instrText xml:space="preserve"> PAGEREF _Toc225505754 \h </w:instrText>
             </w:r>
             <w:r>
               <w:rPr>
@@ -1927,7 +2023,7 @@
               <w14:ligatures w14:val="standardContextual"/>
             </w:rPr>
           </w:pPr>
-          <w:hyperlink w:anchor="_Toc170982964" w:history="1">
+          <w:hyperlink w:anchor="_Toc225505755" w:history="1">
             <w:r>
               <w:rPr>
                 <w:rStyle w:val="Hyperlink"/>
@@ -1987,7 +2083,7 @@
                 <w:noProof/>
                 <w:webHidden/>
               </w:rPr>
-              <w:instrText xml:space="preserve"> PAGEREF _Toc170982964 \h </w:instrText>
+              <w:instrText xml:space="preserve"> PAGEREF _Toc225505755 \h </w:instrText>
             </w:r>
             <w:r>
               <w:rPr>
@@ -2034,7 +2130,7 @@
               <w14:ligatures w14:val="standardContextual"/>
             </w:rPr>
           </w:pPr>
-          <w:hyperlink w:anchor="_Toc170982965" w:history="1">
+          <w:hyperlink w:anchor="_Toc225505756" w:history="1">
             <w:r>
               <w:rPr>
                 <w:rStyle w:val="Hyperlink"/>
@@ -2079,7 +2175,7 @@
                 <w:noProof/>
                 <w:webHidden/>
               </w:rPr>
-              <w:instrText xml:space="preserve"> PAGEREF _Toc170982965 \h </w:instrText>
+              <w:instrText xml:space="preserve"> PAGEREF _Toc225505756 \h </w:instrText>
             </w:r>
             <w:r>
               <w:rPr>
@@ -2126,7 +2222,7 @@
               <w14:ligatures w14:val="standardContextual"/>
             </w:rPr>
           </w:pPr>
-          <w:hyperlink w:anchor="_Toc170982966" w:history="1">
+          <w:hyperlink w:anchor="_Toc225505757" w:history="1">
             <w:r>
               <w:rPr>
                 <w:rStyle w:val="Hyperlink"/>
@@ -2171,7 +2267,7 @@
                 <w:noProof/>
                 <w:webHidden/>
               </w:rPr>
-              <w:instrText xml:space="preserve"> PAGEREF _Toc170982966 \h </w:instrText>
+              <w:instrText xml:space="preserve"> PAGEREF _Toc225505757 \h </w:instrText>
             </w:r>
             <w:r>
               <w:rPr>
@@ -2219,7 +2315,7 @@
               <w14:ligatures w14:val="standardContextual"/>
             </w:rPr>
           </w:pPr>
-          <w:hyperlink w:anchor="_Toc170982967" w:history="1">
+          <w:hyperlink w:anchor="_Toc225505758" w:history="1">
             <w:r>
               <w:rPr>
                 <w:rStyle w:val="Hyperlink"/>
@@ -2281,7 +2377,7 @@
                 <w:noProof/>
                 <w:webHidden/>
               </w:rPr>
-              <w:instrText xml:space="preserve"> PAGEREF _Toc170982967 \h </w:instrText>
+              <w:instrText xml:space="preserve"> PAGEREF _Toc225505758 \h </w:instrText>
             </w:r>
             <w:r>
               <w:rPr>
@@ -2328,7 +2424,7 @@
               <w14:ligatures w14:val="standardContextual"/>
             </w:rPr>
           </w:pPr>
-          <w:hyperlink w:anchor="_Toc170982968" w:history="1">
+          <w:hyperlink w:anchor="_Toc225505759" w:history="1">
             <w:r>
               <w:rPr>
                 <w:rStyle w:val="Hyperlink"/>
@@ -2389,7 +2485,7 @@
                 <w:noProof/>
                 <w:webHidden/>
               </w:rPr>
-              <w:instrText xml:space="preserve"> PAGEREF _Toc170982968 \h </w:instrText>
+              <w:instrText xml:space="preserve"> PAGEREF _Toc225505759 \h </w:instrText>
             </w:r>
             <w:r>
               <w:rPr>
@@ -2436,7 +2532,7 @@
               <w14:ligatures w14:val="standardContextual"/>
             </w:rPr>
           </w:pPr>
-          <w:hyperlink w:anchor="_Toc170982969" w:history="1">
+          <w:hyperlink w:anchor="_Toc225505760" w:history="1">
             <w:r>
               <w:rPr>
                 <w:rStyle w:val="Hyperlink"/>
@@ -2497,7 +2593,7 @@
                 <w:noProof/>
                 <w:webHidden/>
               </w:rPr>
-              <w:instrText xml:space="preserve"> PAGEREF _Toc170982969 \h </w:instrText>
+              <w:instrText xml:space="preserve"> PAGEREF _Toc225505760 \h </w:instrText>
             </w:r>
             <w:r>
               <w:rPr>
@@ -2545,7 +2641,7 @@
               <w14:ligatures w14:val="standardContextual"/>
             </w:rPr>
           </w:pPr>
-          <w:hyperlink w:anchor="_Toc170982970" w:history="1">
+          <w:hyperlink w:anchor="_Toc225505761" w:history="1">
             <w:r>
               <w:rPr>
                 <w:rStyle w:val="Hyperlink"/>
@@ -2608,7 +2704,7 @@
                 <w:noProof/>
                 <w:webHidden/>
               </w:rPr>
-              <w:instrText xml:space="preserve"> PAGEREF _Toc170982970 \h </w:instrText>
+              <w:instrText xml:space="preserve"> PAGEREF _Toc225505761 \h </w:instrText>
             </w:r>
             <w:r>
               <w:rPr>
@@ -2656,7 +2752,7 @@
               <w14:ligatures w14:val="standardContextual"/>
             </w:rPr>
           </w:pPr>
-          <w:hyperlink w:anchor="_Toc170982971" w:history="1">
+          <w:hyperlink w:anchor="_Toc225505762" w:history="1">
             <w:r>
               <w:rPr>
                 <w:rStyle w:val="Hyperlink"/>
@@ -2719,7 +2815,7 @@
                 <w:noProof/>
                 <w:webHidden/>
               </w:rPr>
-              <w:instrText xml:space="preserve"> PAGEREF _Toc170982971 \h </w:instrText>
+              <w:instrText xml:space="preserve"> PAGEREF _Toc225505762 \h </w:instrText>
             </w:r>
             <w:r>
               <w:rPr>
@@ -2767,7 +2863,7 @@
               <w14:ligatures w14:val="standardContextual"/>
             </w:rPr>
           </w:pPr>
-          <w:hyperlink w:anchor="_Toc170982972" w:history="1">
+          <w:hyperlink w:anchor="_Toc225505763" w:history="1">
             <w:r>
               <w:rPr>
                 <w:rStyle w:val="Hyperlink"/>
@@ -2830,7 +2926,7 @@
                 <w:noProof/>
                 <w:webHidden/>
               </w:rPr>
-              <w:instrText xml:space="preserve"> PAGEREF _Toc170982972 \h </w:instrText>
+              <w:instrText xml:space="preserve"> PAGEREF _Toc225505763 \h </w:instrText>
             </w:r>
             <w:r>
               <w:rPr>
@@ -2878,7 +2974,7 @@
               <w14:ligatures w14:val="standardContextual"/>
             </w:rPr>
           </w:pPr>
-          <w:hyperlink w:anchor="_Toc170982973" w:history="1">
+          <w:hyperlink w:anchor="_Toc225505764" w:history="1">
             <w:r>
               <w:rPr>
                 <w:rStyle w:val="Hyperlink"/>
@@ -2941,7 +3037,7 @@
                 <w:noProof/>
                 <w:webHidden/>
               </w:rPr>
-              <w:instrText xml:space="preserve"> PAGEREF _Toc170982973 \h </w:instrText>
+              <w:instrText xml:space="preserve"> PAGEREF _Toc225505764 \h </w:instrText>
             </w:r>
             <w:r>
               <w:rPr>
@@ -2989,7 +3085,7 @@
               <w14:ligatures w14:val="standardContextual"/>
             </w:rPr>
           </w:pPr>
-          <w:hyperlink w:anchor="_Toc170982974" w:history="1">
+          <w:hyperlink w:anchor="_Toc225505765" w:history="1">
             <w:r>
               <w:rPr>
                 <w:rStyle w:val="Hyperlink"/>
@@ -3052,7 +3148,7 @@
                 <w:noProof/>
                 <w:webHidden/>
               </w:rPr>
-              <w:instrText xml:space="preserve"> PAGEREF _Toc170982974 \h </w:instrText>
+              <w:instrText xml:space="preserve"> PAGEREF _Toc225505765 \h </w:instrText>
             </w:r>
             <w:r>
               <w:rPr>
@@ -3099,7 +3195,7 @@
               <w14:ligatures w14:val="standardContextual"/>
             </w:rPr>
           </w:pPr>
-          <w:hyperlink w:anchor="_Toc170982975" w:history="1">
+          <w:hyperlink w:anchor="_Toc225505766" w:history="1">
             <w:r>
               <w:rPr>
                 <w:rStyle w:val="Hyperlink"/>
@@ -3160,7 +3256,7 @@
                 <w:noProof/>
                 <w:webHidden/>
               </w:rPr>
-              <w:instrText xml:space="preserve"> PAGEREF _Toc170982975 \h </w:instrText>
+              <w:instrText xml:space="preserve"> PAGEREF _Toc225505766 \h </w:instrText>
             </w:r>
             <w:r>
               <w:rPr>
@@ -3208,7 +3304,7 @@
               <w14:ligatures w14:val="standardContextual"/>
             </w:rPr>
           </w:pPr>
-          <w:hyperlink w:anchor="_Toc170982976" w:history="1">
+          <w:hyperlink w:anchor="_Toc225505767" w:history="1">
             <w:r>
               <w:rPr>
                 <w:rStyle w:val="Hyperlink"/>
@@ -3271,7 +3367,7 @@
                 <w:noProof/>
                 <w:webHidden/>
               </w:rPr>
-              <w:instrText xml:space="preserve"> PAGEREF _Toc170982976 \h </w:instrText>
+              <w:instrText xml:space="preserve"> PAGEREF _Toc225505767 \h </w:instrText>
             </w:r>
             <w:r>
               <w:rPr>
@@ -3319,7 +3415,7 @@
               <w14:ligatures w14:val="standardContextual"/>
             </w:rPr>
           </w:pPr>
-          <w:hyperlink w:anchor="_Toc170982977" w:history="1">
+          <w:hyperlink w:anchor="_Toc225505768" w:history="1">
             <w:r>
               <w:rPr>
                 <w:rStyle w:val="Hyperlink"/>
@@ -3382,7 +3478,7 @@
                 <w:noProof/>
                 <w:webHidden/>
               </w:rPr>
-              <w:instrText xml:space="preserve"> PAGEREF _Toc170982977 \h </w:instrText>
+              <w:instrText xml:space="preserve"> PAGEREF _Toc225505768 \h </w:instrText>
             </w:r>
             <w:r>
               <w:rPr>
@@ -3430,7 +3526,7 @@
               <w14:ligatures w14:val="standardContextual"/>
             </w:rPr>
           </w:pPr>
-          <w:hyperlink w:anchor="_Toc170982984" w:history="1">
+          <w:hyperlink w:anchor="_Toc225505775" w:history="1">
             <w:r>
               <w:rPr>
                 <w:rStyle w:val="Hyperlink"/>
@@ -3493,7 +3589,7 @@
                 <w:noProof/>
                 <w:webHidden/>
               </w:rPr>
-              <w:instrText xml:space="preserve"> PAGEREF _Toc170982984 \h </w:instrText>
+              <w:instrText xml:space="preserve"> PAGEREF _Toc225505775 \h </w:instrText>
             </w:r>
             <w:r>
               <w:rPr>
@@ -3541,7 +3637,7 @@
               <w14:ligatures w14:val="standardContextual"/>
             </w:rPr>
           </w:pPr>
-          <w:hyperlink w:anchor="_Toc170982985" w:history="1">
+          <w:hyperlink w:anchor="_Toc225505776" w:history="1">
             <w:r>
               <w:rPr>
                 <w:rStyle w:val="Hyperlink"/>
@@ -3604,7 +3700,7 @@
                 <w:noProof/>
                 <w:webHidden/>
               </w:rPr>
-              <w:instrText xml:space="preserve"> PAGEREF _Toc170982985 \h </w:instrText>
+              <w:instrText xml:space="preserve"> PAGEREF _Toc225505776 \h </w:instrText>
             </w:r>
             <w:r>
               <w:rPr>
@@ -3652,7 +3748,7 @@
               <w14:ligatures w14:val="standardContextual"/>
             </w:rPr>
           </w:pPr>
-          <w:hyperlink w:anchor="_Toc170982986" w:history="1">
+          <w:hyperlink w:anchor="_Toc225505777" w:history="1">
             <w:r>
               <w:rPr>
                 <w:rStyle w:val="Hyperlink"/>
@@ -3715,7 +3811,7 @@
                 <w:noProof/>
                 <w:webHidden/>
               </w:rPr>
-              <w:instrText xml:space="preserve"> PAGEREF _Toc170982986 \h </w:instrText>
+              <w:instrText xml:space="preserve"> PAGEREF _Toc225505777 \h </w:instrText>
             </w:r>
             <w:r>
               <w:rPr>
@@ -3763,7 +3859,7 @@
               <w14:ligatures w14:val="standardContextual"/>
             </w:rPr>
           </w:pPr>
-          <w:hyperlink w:anchor="_Toc170982992" w:history="1">
+          <w:hyperlink w:anchor="_Toc225505783" w:history="1">
             <w:r>
               <w:rPr>
                 <w:rStyle w:val="Hyperlink"/>
@@ -3811,7 +3907,7 @@
                 <w:noProof/>
                 <w:webHidden/>
               </w:rPr>
-              <w:instrText xml:space="preserve"> PAGEREF _Toc170982992 \h </w:instrText>
+              <w:instrText xml:space="preserve"> PAGEREF _Toc225505783 \h </w:instrText>
             </w:r>
             <w:r>
               <w:rPr>
@@ -3859,7 +3955,7 @@
               <w14:ligatures w14:val="standardContextual"/>
             </w:rPr>
           </w:pPr>
-          <w:hyperlink w:anchor="_Toc170982993" w:history="1">
+          <w:hyperlink w:anchor="_Toc225505784" w:history="1">
             <w:r>
               <w:rPr>
                 <w:rStyle w:val="Hyperlink"/>
@@ -3922,7 +4018,7 @@
                 <w:noProof/>
                 <w:webHidden/>
               </w:rPr>
-              <w:instrText xml:space="preserve"> PAGEREF _Toc170982993 \h </w:instrText>
+              <w:instrText xml:space="preserve"> PAGEREF _Toc225505784 \h </w:instrText>
             </w:r>
             <w:r>
               <w:rPr>
@@ -3970,7 +4066,7 @@
               <w14:ligatures w14:val="standardContextual"/>
             </w:rPr>
           </w:pPr>
-          <w:hyperlink w:anchor="_Toc170982994" w:history="1">
+          <w:hyperlink w:anchor="_Toc225505785" w:history="1">
             <w:r>
               <w:rPr>
                 <w:rStyle w:val="Hyperlink"/>
@@ -4033,7 +4129,7 @@
                 <w:noProof/>
                 <w:webHidden/>
               </w:rPr>
-              <w:instrText xml:space="preserve"> PAGEREF _Toc170982994 \h </w:instrText>
+              <w:instrText xml:space="preserve"> PAGEREF _Toc225505785 \h </w:instrText>
             </w:r>
             <w:r>
               <w:rPr>
@@ -4081,7 +4177,7 @@
               <w14:ligatures w14:val="standardContextual"/>
             </w:rPr>
           </w:pPr>
-          <w:hyperlink w:anchor="_Toc170982995" w:history="1">
+          <w:hyperlink w:anchor="_Toc225505786" w:history="1">
             <w:r>
               <w:rPr>
                 <w:rStyle w:val="Hyperlink"/>
@@ -4144,7 +4240,7 @@
                 <w:noProof/>
                 <w:webHidden/>
               </w:rPr>
-              <w:instrText xml:space="preserve"> PAGEREF _Toc170982995 \h </w:instrText>
+              <w:instrText xml:space="preserve"> PAGEREF _Toc225505786 \h </w:instrText>
             </w:r>
             <w:r>
               <w:rPr>
@@ -4192,7 +4288,7 @@
               <w14:ligatures w14:val="standardContextual"/>
             </w:rPr>
           </w:pPr>
-          <w:hyperlink w:anchor="_Toc170982996" w:history="1">
+          <w:hyperlink w:anchor="_Toc225505787" w:history="1">
             <w:r>
               <w:rPr>
                 <w:rStyle w:val="Hyperlink"/>
@@ -4255,7 +4351,7 @@
                 <w:noProof/>
                 <w:webHidden/>
               </w:rPr>
-              <w:instrText xml:space="preserve"> PAGEREF _Toc170982996 \h </w:instrText>
+              <w:instrText xml:space="preserve"> PAGEREF _Toc225505787 \h </w:instrText>
             </w:r>
             <w:r>
               <w:rPr>
@@ -4302,7 +4398,7 @@
               <w14:ligatures w14:val="standardContextual"/>
             </w:rPr>
           </w:pPr>
-          <w:hyperlink w:anchor="_Toc170982997" w:history="1">
+          <w:hyperlink w:anchor="_Toc225505788" w:history="1">
             <w:r>
               <w:rPr>
                 <w:rStyle w:val="Hyperlink"/>
@@ -4363,7 +4459,7 @@
                 <w:noProof/>
                 <w:webHidden/>
               </w:rPr>
-              <w:instrText xml:space="preserve"> PAGEREF _Toc170982997 \h </w:instrText>
+              <w:instrText xml:space="preserve"> PAGEREF _Toc225505788 \h </w:instrText>
             </w:r>
             <w:r>
               <w:rPr>
@@ -4410,7 +4506,7 @@
               <w14:ligatures w14:val="standardContextual"/>
             </w:rPr>
           </w:pPr>
-          <w:hyperlink w:anchor="_Toc170982998" w:history="1">
+          <w:hyperlink w:anchor="_Toc225505789" w:history="1">
             <w:r>
               <w:rPr>
                 <w:rStyle w:val="Hyperlink"/>
@@ -4471,7 +4567,7 @@
                 <w:noProof/>
                 <w:webHidden/>
               </w:rPr>
-              <w:instrText xml:space="preserve"> PAGEREF _Toc170982998 \h </w:instrText>
+              <w:instrText xml:space="preserve"> PAGEREF _Toc225505789 \h </w:instrText>
             </w:r>
             <w:r>
               <w:rPr>
@@ -4518,7 +4614,7 @@
               <w14:ligatures w14:val="standardContextual"/>
             </w:rPr>
           </w:pPr>
-          <w:hyperlink w:anchor="_Toc170982999" w:history="1">
+          <w:hyperlink w:anchor="_Toc225505790" w:history="1">
             <w:r>
               <w:rPr>
                 <w:rStyle w:val="Hyperlink"/>
@@ -4579,7 +4675,7 @@
                 <w:noProof/>
                 <w:webHidden/>
               </w:rPr>
-              <w:instrText xml:space="preserve"> PAGEREF _Toc170982999 \h </w:instrText>
+              <w:instrText xml:space="preserve"> PAGEREF _Toc225505790 \h </w:instrText>
             </w:r>
             <w:r>
               <w:rPr>
@@ -4657,7 +4753,7 @@
         </w:tabs>
         <w:spacing w:before="1"/>
       </w:pPr>
-      <w:bookmarkStart w:id="1" w:name="_Toc170982948"/>
+      <w:bookmarkStart w:id="1" w:name="_Toc225505738"/>
       <w:r>
         <w:t>Introduction</w:t>
       </w:r>
@@ -4736,7 +4832,7 @@
           <w:tab w:val="left" w:pos="717"/>
         </w:tabs>
       </w:pPr>
-      <w:bookmarkStart w:id="2" w:name="_Toc170982949"/>
+      <w:bookmarkStart w:id="2" w:name="_Toc225505739"/>
       <w:r>
         <w:t>Major</w:t>
       </w:r>
@@ -4759,9 +4855,9 @@
           <w:numId w:val="7"/>
         </w:numPr>
       </w:pPr>
-      <w:bookmarkStart w:id="3" w:name="_Toc170982950"/>
-      <w:r>
-        <w:t>Version 3.0 (August 2024)</w:t>
+      <w:bookmarkStart w:id="3" w:name="_Toc225505740"/>
+      <w:r>
+        <w:t>Version 3.1 (March 2026)</w:t>
       </w:r>
       <w:bookmarkEnd w:id="3"/>
     </w:p>
@@ -4770,13 +4866,7 @@
         <w:ind w:left="1440"/>
       </w:pPr>
       <w:r>
-        <w:t>Updated to be c</w:t>
-      </w:r>
-      <w:r>
-        <w:t>ompatible with Core v</w:t>
-      </w:r>
-      <w:r>
-        <w:t>8.</w:t>
+        <w:t>Updated to be compatible with new Universal Cohort Library (UCL).</w:t>
       </w:r>
     </w:p>
     <w:p>
@@ -4787,23 +4877,24 @@
           <w:numId w:val="7"/>
         </w:numPr>
       </w:pPr>
-      <w:bookmarkStart w:id="4" w:name="_Toc170982951"/>
-      <w:r>
-        <w:t>Version 2.0</w:t>
-      </w:r>
-      <w:r>
-        <w:t xml:space="preserve"> (August 2018)</w:t>
+      <w:bookmarkStart w:id="4" w:name="_Toc225505741"/>
+      <w:r>
+        <w:t>Version 3.0 (August 2024)</w:t>
       </w:r>
       <w:bookmarkEnd w:id="4"/>
     </w:p>
     <w:p>
       <w:pPr>
-        <w:pStyle w:val="BodyText"/>
-        <w:spacing w:before="52"/>
-        <w:ind w:left="1292"/>
-      </w:pPr>
-      <w:r>
-        <w:t>Compatible with Core v7.</w:t>
+        <w:ind w:left="1440"/>
+      </w:pPr>
+      <w:r>
+        <w:t>Updated to be c</w:t>
+      </w:r>
+      <w:r>
+        <w:t>ompatible with Core v</w:t>
+      </w:r>
+      <w:r>
+        <w:t>8.</w:t>
       </w:r>
     </w:p>
     <w:p>
@@ -4814,7 +4905,34 @@
           <w:numId w:val="7"/>
         </w:numPr>
       </w:pPr>
-      <w:bookmarkStart w:id="5" w:name="_Toc170982952"/>
+      <w:bookmarkStart w:id="5" w:name="_Toc225505742"/>
+      <w:r>
+        <w:t>Version 2.0</w:t>
+      </w:r>
+      <w:r>
+        <w:t xml:space="preserve"> (August 2018)</w:t>
+      </w:r>
+      <w:bookmarkEnd w:id="5"/>
+    </w:p>
+    <w:p>
+      <w:pPr>
+        <w:pStyle w:val="BodyText"/>
+        <w:spacing w:before="52"/>
+        <w:ind w:left="1292"/>
+      </w:pPr>
+      <w:r>
+        <w:t>Compatible with Core v7.</w:t>
+      </w:r>
+    </w:p>
+    <w:p>
+      <w:pPr>
+        <w:pStyle w:val="Heading3"/>
+        <w:numPr>
+          <w:ilvl w:val="2"/>
+          <w:numId w:val="7"/>
+        </w:numPr>
+      </w:pPr>
+      <w:bookmarkStart w:id="6" w:name="_Toc225505743"/>
       <w:r>
         <w:t>Version</w:t>
       </w:r>
@@ -4827,7 +4945,7 @@
       <w:r>
         <w:t>1.0</w:t>
       </w:r>
-      <w:bookmarkEnd w:id="5"/>
+      <w:bookmarkEnd w:id="6"/>
     </w:p>
     <w:p>
       <w:pPr>
@@ -4860,7 +4978,7 @@
         </w:tabs>
         <w:spacing w:before="1"/>
       </w:pPr>
-      <w:bookmarkStart w:id="6" w:name="_Toc170982953"/>
+      <w:bookmarkStart w:id="7" w:name="_Toc225505744"/>
       <w:r>
         <w:t>Minor</w:t>
       </w:r>
@@ -4873,7 +4991,7 @@
       <w:r>
         <w:t>Releases</w:t>
       </w:r>
-      <w:bookmarkEnd w:id="6"/>
+      <w:bookmarkEnd w:id="7"/>
     </w:p>
     <w:p>
       <w:pPr>
@@ -4915,7 +5033,7 @@
           <w:tab w:val="left" w:pos="573"/>
         </w:tabs>
       </w:pPr>
-      <w:bookmarkStart w:id="7" w:name="_Toc170982954"/>
+      <w:bookmarkStart w:id="8" w:name="_Toc225505745"/>
       <w:r>
         <w:t>Epidemiological Disturbance</w:t>
       </w:r>
@@ -4928,7 +5046,7 @@
       <w:r>
         <w:t>Agents</w:t>
       </w:r>
-      <w:bookmarkEnd w:id="7"/>
+      <w:bookmarkEnd w:id="8"/>
     </w:p>
     <w:p>
       <w:pPr>
@@ -4942,7 +5060,7 @@
         </w:tabs>
         <w:spacing w:before="239"/>
       </w:pPr>
-      <w:bookmarkStart w:id="8" w:name="_Toc170982955"/>
+      <w:bookmarkStart w:id="9" w:name="_Toc225505746"/>
       <w:r>
         <w:t>Overview of</w:t>
       </w:r>
@@ -4955,7 +5073,7 @@
       <w:r>
         <w:t>EDA</w:t>
       </w:r>
-      <w:bookmarkEnd w:id="8"/>
+      <w:bookmarkEnd w:id="9"/>
     </w:p>
     <w:p>
       <w:pPr>
@@ -6129,7 +6247,7 @@
           <w:tab w:val="left" w:pos="717"/>
         </w:tabs>
       </w:pPr>
-      <w:bookmarkStart w:id="9" w:name="_Toc170982956"/>
+      <w:bookmarkStart w:id="10" w:name="_Toc225505747"/>
       <w:r>
         <w:t>Site Host</w:t>
       </w:r>
@@ -6142,7 +6260,7 @@
       <w:r>
         <w:t>Index</w:t>
       </w:r>
-      <w:bookmarkEnd w:id="9"/>
+      <w:bookmarkEnd w:id="10"/>
     </w:p>
     <w:p>
       <w:pPr>
@@ -6211,7 +6329,7 @@
           <w:numId w:val="7"/>
         </w:numPr>
       </w:pPr>
-      <w:bookmarkStart w:id="10" w:name="_Toc170982957"/>
+      <w:bookmarkStart w:id="11" w:name="_Toc225505748"/>
       <w:r>
         <w:t>Site host index</w:t>
       </w:r>
@@ -6224,7 +6342,7 @@
       <w:r>
         <w:t>modifiers</w:t>
       </w:r>
-      <w:bookmarkEnd w:id="10"/>
+      <w:bookmarkEnd w:id="11"/>
     </w:p>
     <w:p>
       <w:pPr>
@@ -6704,7 +6822,15 @@
         </mc:AlternateContent>
       </w:r>
       <w:r>
-        <w:t xml:space="preserve">The user should calibrate the above modifiers to reflect the relative influence of species composition/age structure, the abiotic environment, and recent disturbance. SHIM is normalized by its spatial mean over the entire study area, </w:t>
+        <w:t xml:space="preserve">The user should calibrate the above modifiers to reflect the relative influence of species composition/age structure, the abiotic environment, and recent disturbance. SHIM is normalized by its spatial </w:t>
+      </w:r>
+      <w:proofErr w:type="gramStart"/>
+      <w:r>
+        <w:t>mean</w:t>
+      </w:r>
+      <w:proofErr w:type="gramEnd"/>
+      <w:r>
+        <w:t xml:space="preserve"> over the entire study area, </w:t>
       </w:r>
       <w:r>
         <w:rPr>
@@ -6762,6 +6888,7 @@
         </w:rPr>
         <w:t>(</w:t>
       </w:r>
+      <w:proofErr w:type="gramStart"/>
       <w:r>
         <w:rPr>
           <w:rFonts w:ascii="Cambria Math" w:eastAsia="Cambria Math"/>
@@ -6778,6 +6905,7 @@
         </w:rPr>
         <w:t xml:space="preserve">)   </w:t>
       </w:r>
+      <w:proofErr w:type="gramEnd"/>
       <w:r>
         <w:rPr>
           <w:rFonts w:ascii="Cambria Math" w:eastAsia="Cambria Math"/>
@@ -6845,11 +6973,11 @@
           <w:tab w:val="left" w:pos="717"/>
         </w:tabs>
       </w:pPr>
-      <w:bookmarkStart w:id="11" w:name="_Toc170982958"/>
+      <w:bookmarkStart w:id="12" w:name="_Toc225505749"/>
       <w:r>
         <w:t>Weather</w:t>
       </w:r>
-      <w:bookmarkEnd w:id="11"/>
+      <w:bookmarkEnd w:id="12"/>
     </w:p>
     <w:p>
       <w:pPr>
@@ -7203,6 +7331,7 @@
         </w:rPr>
         <w:t>𝑋</w:t>
       </w:r>
+      <w:proofErr w:type="gramStart"/>
       <w:r>
         <w:rPr>
           <w:rFonts w:ascii="Cambria Math" w:eastAsia="Cambria Math" w:hAnsi="Cambria Math"/>
@@ -7219,7 +7348,17 @@
           <w:position w:val="5"/>
           <w:sz w:val="24"/>
         </w:rPr>
-        <w:t xml:space="preserve">∗ … ∗ </w:t>
+        <w:t>∗</w:t>
+      </w:r>
+      <w:proofErr w:type="gramEnd"/>
+      <w:r>
+        <w:rPr>
+          <w:rFonts w:ascii="Cambria Math" w:eastAsia="Cambria Math" w:hAnsi="Cambria Math"/>
+          <w:w w:val="105"/>
+          <w:position w:val="5"/>
+          <w:sz w:val="24"/>
+        </w:rPr>
+        <w:t xml:space="preserve"> … ∗ </w:t>
       </w:r>
       <w:r>
         <w:rPr>
@@ -7326,7 +7465,21 @@
         <w:rPr>
           <w:rFonts w:ascii="Cambria Math" w:eastAsia="Cambria Math" w:hAnsi="Cambria Math"/>
         </w:rPr>
-        <w:t xml:space="preserve"> … , 𝑋</w:t>
+        <w:t xml:space="preserve"> </w:t>
+      </w:r>
+      <w:proofErr w:type="gramStart"/>
+      <w:r>
+        <w:rPr>
+          <w:rFonts w:ascii="Cambria Math" w:eastAsia="Cambria Math" w:hAnsi="Cambria Math"/>
+        </w:rPr>
+        <w:t>… ,</w:t>
+      </w:r>
+      <w:proofErr w:type="gramEnd"/>
+      <w:r>
+        <w:rPr>
+          <w:rFonts w:ascii="Cambria Math" w:eastAsia="Cambria Math" w:hAnsi="Cambria Math"/>
+        </w:rPr>
+        <w:t xml:space="preserve"> 𝑋</w:t>
       </w:r>
       <w:r>
         <w:rPr>
@@ -7779,7 +7932,7 @@
         </w:tabs>
         <w:spacing w:before="1"/>
       </w:pPr>
-      <w:bookmarkStart w:id="12" w:name="_Toc170982959"/>
+      <w:bookmarkStart w:id="13" w:name="_Toc225505750"/>
       <w:r>
         <w:t>Epidemiological</w:t>
       </w:r>
@@ -7792,7 +7945,7 @@
       <w:r>
         <w:t>processes</w:t>
       </w:r>
-      <w:bookmarkEnd w:id="12"/>
+      <w:bookmarkEnd w:id="13"/>
     </w:p>
     <w:p>
       <w:pPr>
@@ -8143,6 +8296,7 @@
       <w:r>
         <w:t xml:space="preserve">, </w:t>
       </w:r>
+      <w:proofErr w:type="gramStart"/>
       <w:r>
         <w:rPr>
           <w:i/>
@@ -8160,9 +8314,11 @@
         <w:t>i,I</w:t>
       </w:r>
       <w:proofErr w:type="spellEnd"/>
+      <w:proofErr w:type="gramEnd"/>
       <w:r>
         <w:t xml:space="preserve">, and </w:t>
       </w:r>
+      <w:proofErr w:type="gramStart"/>
       <w:r>
         <w:rPr>
           <w:i/>
@@ -8180,6 +8336,7 @@
         <w:t>i,D</w:t>
       </w:r>
       <w:proofErr w:type="spellEnd"/>
+      <w:proofErr w:type="gramEnd"/>
       <w:r>
         <w:t>, respectively, are governed by a system of differential equations:</w:t>
       </w:r>
@@ -9376,16 +9533,9 @@
           <w:position w:val="-4"/>
           <w:sz w:val="17"/>
         </w:rPr>
-        <w:t xml:space="preserve">+𝐷|𝑖,𝑆 </w:t>
-      </w:r>
-      <w:r>
-        <w:rPr>
-          <w:rFonts w:ascii="Cambria Math" w:eastAsia="Cambria Math" w:hAnsi="Cambria Math"/>
-          <w:w w:val="105"/>
-          <w:sz w:val="24"/>
-        </w:rPr>
-        <w:t>∗ 𝐾(𝑑</w:t>
-      </w:r>
+        <w:t>+𝐷|</w:t>
+      </w:r>
+      <w:proofErr w:type="gramStart"/>
       <w:r>
         <w:rPr>
           <w:rFonts w:ascii="Cambria Math" w:eastAsia="Cambria Math" w:hAnsi="Cambria Math"/>
@@ -9393,6 +9543,33 @@
           <w:position w:val="-4"/>
           <w:sz w:val="17"/>
         </w:rPr>
+        <w:t>𝑖,𝑆</w:t>
+      </w:r>
+      <w:proofErr w:type="gramEnd"/>
+      <w:r>
+        <w:rPr>
+          <w:rFonts w:ascii="Cambria Math" w:eastAsia="Cambria Math" w:hAnsi="Cambria Math"/>
+          <w:w w:val="105"/>
+          <w:position w:val="-4"/>
+          <w:sz w:val="17"/>
+        </w:rPr>
+        <w:t xml:space="preserve"> </w:t>
+      </w:r>
+      <w:r>
+        <w:rPr>
+          <w:rFonts w:ascii="Cambria Math" w:eastAsia="Cambria Math" w:hAnsi="Cambria Math"/>
+          <w:w w:val="105"/>
+          <w:sz w:val="24"/>
+        </w:rPr>
+        <w:t>∗ 𝐾(𝑑</w:t>
+      </w:r>
+      <w:r>
+        <w:rPr>
+          <w:rFonts w:ascii="Cambria Math" w:eastAsia="Cambria Math" w:hAnsi="Cambria Math"/>
+          <w:w w:val="105"/>
+          <w:position w:val="-4"/>
+          <w:sz w:val="17"/>
+        </w:rPr>
         <w:t>𝑖𝑗</w:t>
       </w:r>
       <w:r>
@@ -9605,14 +9782,35 @@
           <w:position w:val="-4"/>
           <w:sz w:val="17"/>
         </w:rPr>
-        <w:t xml:space="preserve">𝐷|𝑖,𝑆 </w:t>
-      </w:r>
+        <w:t>𝐷|</w:t>
+      </w:r>
+      <w:proofErr w:type="gramStart"/>
       <w:r>
         <w:rPr>
           <w:rFonts w:ascii="Cambria Math" w:eastAsia="Cambria Math" w:hAnsi="Cambria Math"/>
+          <w:spacing w:val="-4"/>
+          <w:position w:val="-4"/>
+          <w:sz w:val="17"/>
+        </w:rPr>
+        <w:t>𝑖,𝑆</w:t>
+      </w:r>
+      <w:proofErr w:type="gramEnd"/>
+      <w:r>
+        <w:rPr>
+          <w:rFonts w:ascii="Cambria Math" w:eastAsia="Cambria Math" w:hAnsi="Cambria Math"/>
+          <w:spacing w:val="-4"/>
+          <w:position w:val="-4"/>
+          <w:sz w:val="17"/>
+        </w:rPr>
+        <w:t xml:space="preserve"> </w:t>
+      </w:r>
+      <w:r>
+        <w:rPr>
+          <w:rFonts w:ascii="Cambria Math" w:eastAsia="Cambria Math" w:hAnsi="Cambria Math"/>
         </w:rPr>
         <w:t xml:space="preserve">≈ </w:t>
       </w:r>
+      <w:proofErr w:type="gramStart"/>
       <w:r>
         <w:rPr>
           <w:rFonts w:ascii="Cambria Math" w:eastAsia="Cambria Math" w:hAnsi="Cambria Math"/>
@@ -9627,14 +9825,25 @@
           <w:position w:val="-4"/>
           <w:sz w:val="17"/>
         </w:rPr>
-        <w:t xml:space="preserve">𝑗,𝐼 </w:t>
-      </w:r>
+        <w:t>𝑗,𝐼</w:t>
+      </w:r>
+      <w:proofErr w:type="gramEnd"/>
       <w:r>
         <w:rPr>
           <w:rFonts w:ascii="Cambria Math" w:eastAsia="Cambria Math" w:hAnsi="Cambria Math"/>
+          <w:spacing w:val="-11"/>
+          <w:position w:val="-4"/>
+          <w:sz w:val="17"/>
+        </w:rPr>
+        <w:t xml:space="preserve"> </w:t>
+      </w:r>
+      <w:r>
+        <w:rPr>
+          <w:rFonts w:ascii="Cambria Math" w:eastAsia="Cambria Math" w:hAnsi="Cambria Math"/>
         </w:rPr>
         <w:t xml:space="preserve">+ </w:t>
       </w:r>
+      <w:proofErr w:type="gramStart"/>
       <w:r>
         <w:rPr>
           <w:rFonts w:ascii="Cambria Math" w:eastAsia="Cambria Math" w:hAnsi="Cambria Math"/>
@@ -9651,6 +9860,7 @@
         </w:rPr>
         <w:t>𝑗,𝐷</w:t>
       </w:r>
+      <w:proofErr w:type="gramEnd"/>
       <w:r>
         <w:rPr>
           <w:spacing w:val="-7"/>
@@ -9698,16 +9908,18 @@
           <w:szCs w:val="24"/>
         </w:rPr>
       </w:pPr>
-      <w:bookmarkStart w:id="13" w:name="_Toc529248446"/>
-      <w:bookmarkStart w:id="14" w:name="_Toc529259200"/>
-      <w:bookmarkStart w:id="15" w:name="_Toc529259592"/>
-      <w:bookmarkStart w:id="16" w:name="_Toc170977674"/>
-      <w:bookmarkStart w:id="17" w:name="_Toc170982960"/>
-      <w:bookmarkEnd w:id="13"/>
+      <w:bookmarkStart w:id="14" w:name="_Toc529248446"/>
+      <w:bookmarkStart w:id="15" w:name="_Toc529259200"/>
+      <w:bookmarkStart w:id="16" w:name="_Toc529259592"/>
+      <w:bookmarkStart w:id="17" w:name="_Toc170977674"/>
+      <w:bookmarkStart w:id="18" w:name="_Toc170982960"/>
+      <w:bookmarkStart w:id="19" w:name="_Toc225505751"/>
       <w:bookmarkEnd w:id="14"/>
       <w:bookmarkEnd w:id="15"/>
       <w:bookmarkEnd w:id="16"/>
       <w:bookmarkEnd w:id="17"/>
+      <w:bookmarkEnd w:id="18"/>
+      <w:bookmarkEnd w:id="19"/>
     </w:p>
     <w:p>
       <w:pPr>
@@ -9728,16 +9940,18 @@
           <w:szCs w:val="24"/>
         </w:rPr>
       </w:pPr>
-      <w:bookmarkStart w:id="18" w:name="_Toc529248447"/>
-      <w:bookmarkStart w:id="19" w:name="_Toc529259201"/>
-      <w:bookmarkStart w:id="20" w:name="_Toc529259593"/>
-      <w:bookmarkStart w:id="21" w:name="_Toc170977675"/>
-      <w:bookmarkStart w:id="22" w:name="_Toc170982961"/>
-      <w:bookmarkEnd w:id="18"/>
-      <w:bookmarkEnd w:id="19"/>
+      <w:bookmarkStart w:id="20" w:name="_Toc529248447"/>
+      <w:bookmarkStart w:id="21" w:name="_Toc529259201"/>
+      <w:bookmarkStart w:id="22" w:name="_Toc529259593"/>
+      <w:bookmarkStart w:id="23" w:name="_Toc170977675"/>
+      <w:bookmarkStart w:id="24" w:name="_Toc170982961"/>
+      <w:bookmarkStart w:id="25" w:name="_Toc225505752"/>
       <w:bookmarkEnd w:id="20"/>
       <w:bookmarkEnd w:id="21"/>
       <w:bookmarkEnd w:id="22"/>
+      <w:bookmarkEnd w:id="23"/>
+      <w:bookmarkEnd w:id="24"/>
+      <w:bookmarkEnd w:id="25"/>
     </w:p>
     <w:p>
       <w:pPr>
@@ -9747,7 +9961,7 @@
           <w:numId w:val="7"/>
         </w:numPr>
       </w:pPr>
-      <w:bookmarkStart w:id="23" w:name="_Toc170982962"/>
+      <w:bookmarkStart w:id="26" w:name="_Toc225505753"/>
       <w:r>
         <w:t>Dispersal</w:t>
       </w:r>
@@ -9760,7 +9974,7 @@
       <w:r>
         <w:t>kernel</w:t>
       </w:r>
-      <w:bookmarkEnd w:id="23"/>
+      <w:bookmarkEnd w:id="26"/>
     </w:p>
     <w:p>
       <w:pPr>
@@ -9982,7 +10196,7 @@
           <w:numId w:val="7"/>
         </w:numPr>
       </w:pPr>
-      <w:bookmarkStart w:id="24" w:name="_Toc170982963"/>
+      <w:bookmarkStart w:id="27" w:name="_Toc225505754"/>
       <w:r>
         <w:t>Cohorts</w:t>
       </w:r>
@@ -9995,7 +10209,7 @@
       <w:r>
         <w:t>mortality</w:t>
       </w:r>
-      <w:bookmarkEnd w:id="24"/>
+      <w:bookmarkEnd w:id="27"/>
     </w:p>
     <w:p>
       <w:pPr>
@@ -10131,7 +10345,7 @@
           <w:tab w:val="left" w:pos="717"/>
         </w:tabs>
       </w:pPr>
-      <w:bookmarkStart w:id="25" w:name="_Toc170982964"/>
+      <w:bookmarkStart w:id="28" w:name="_Toc225505755"/>
       <w:r>
         <w:t>Future</w:t>
       </w:r>
@@ -10144,7 +10358,7 @@
       <w:r>
         <w:t>Development</w:t>
       </w:r>
-      <w:bookmarkEnd w:id="25"/>
+      <w:bookmarkEnd w:id="28"/>
     </w:p>
     <w:p>
       <w:pPr>
@@ -10588,11 +10802,11 @@
         </w:tabs>
         <w:ind w:left="716" w:hanging="576"/>
       </w:pPr>
-      <w:bookmarkStart w:id="26" w:name="_Toc170982965"/>
+      <w:bookmarkStart w:id="29" w:name="_Toc225505756"/>
       <w:r>
         <w:t>References</w:t>
       </w:r>
-      <w:bookmarkEnd w:id="26"/>
+      <w:bookmarkEnd w:id="29"/>
     </w:p>
     <w:p>
       <w:pPr>
@@ -10615,7 +10829,23 @@
       </w:r>
       <w:proofErr w:type="gramEnd"/>
       <w:r>
-        <w:t xml:space="preserve"> Cook, A.R. ; Rizzo, D.M. ; Gilligan, C.A. 2012. Landscape epidemiology and control of pathogens with cryptic and long-distance</w:t>
+        <w:t xml:space="preserve"> Cook, </w:t>
+      </w:r>
+      <w:proofErr w:type="gramStart"/>
+      <w:r>
+        <w:t>A.R. ;</w:t>
+      </w:r>
+      <w:proofErr w:type="gramEnd"/>
+      <w:r>
+        <w:t xml:space="preserve"> Rizzo, </w:t>
+      </w:r>
+      <w:proofErr w:type="gramStart"/>
+      <w:r>
+        <w:t>D.M. ;</w:t>
+      </w:r>
+      <w:proofErr w:type="gramEnd"/>
+      <w:r>
+        <w:t xml:space="preserve"> Gilligan, C.A. 2012. Landscape epidemiology and control of pathogens with cryptic and long-distance</w:t>
       </w:r>
     </w:p>
     <w:p>
@@ -10732,11 +10962,11 @@
         </w:tabs>
         <w:ind w:left="716" w:hanging="576"/>
       </w:pPr>
-      <w:bookmarkStart w:id="27" w:name="_Toc170982966"/>
+      <w:bookmarkStart w:id="30" w:name="_Toc225505757"/>
       <w:r>
         <w:t>Acknowledgements</w:t>
       </w:r>
-      <w:bookmarkEnd w:id="27"/>
+      <w:bookmarkEnd w:id="30"/>
     </w:p>
     <w:p>
       <w:pPr>
@@ -10781,7 +11011,7 @@
         </w:tabs>
         <w:ind w:left="572" w:hanging="432"/>
       </w:pPr>
-      <w:bookmarkStart w:id="28" w:name="_Toc170982967"/>
+      <w:bookmarkStart w:id="31" w:name="_Toc225505758"/>
       <w:r>
         <w:t>Input</w:t>
       </w:r>
@@ -10794,7 +11024,7 @@
       <w:r>
         <w:t>Files</w:t>
       </w:r>
-      <w:bookmarkEnd w:id="28"/>
+      <w:bookmarkEnd w:id="31"/>
     </w:p>
     <w:p>
       <w:pPr>
@@ -10808,7 +11038,7 @@
         </w:tabs>
         <w:spacing w:before="239"/>
       </w:pPr>
-      <w:bookmarkStart w:id="29" w:name="_Toc170982968"/>
+      <w:bookmarkStart w:id="32" w:name="_Toc225505759"/>
       <w:r>
         <w:t>Input File</w:t>
       </w:r>
@@ -10821,7 +11051,7 @@
       <w:r>
         <w:t>Rules</w:t>
       </w:r>
-      <w:bookmarkEnd w:id="29"/>
+      <w:bookmarkEnd w:id="32"/>
     </w:p>
     <w:p>
       <w:pPr>
@@ -10854,7 +11084,7 @@
         </w:tabs>
         <w:spacing w:before="1"/>
       </w:pPr>
-      <w:bookmarkStart w:id="30" w:name="_Toc170982969"/>
+      <w:bookmarkStart w:id="33" w:name="_Toc225505760"/>
       <w:r>
         <w:t>Input File</w:t>
       </w:r>
@@ -10867,7 +11097,7 @@
       <w:r>
         <w:t>Parameters</w:t>
       </w:r>
-      <w:bookmarkEnd w:id="30"/>
+      <w:bookmarkEnd w:id="33"/>
     </w:p>
     <w:p>
       <w:pPr>
@@ -10877,7 +11107,7 @@
           <w:numId w:val="3"/>
         </w:numPr>
       </w:pPr>
-      <w:bookmarkStart w:id="31" w:name="_Toc170982970"/>
+      <w:bookmarkStart w:id="34" w:name="_Toc225505761"/>
       <w:r>
         <w:t>Extension title, time</w:t>
       </w:r>
@@ -10890,7 +11120,7 @@
       <w:r>
         <w:t>step</w:t>
       </w:r>
-      <w:bookmarkEnd w:id="31"/>
+      <w:bookmarkEnd w:id="34"/>
     </w:p>
     <w:p>
       <w:pPr>
@@ -11017,7 +11247,7 @@
           <w:numId w:val="3"/>
         </w:numPr>
       </w:pPr>
-      <w:bookmarkStart w:id="32" w:name="_Toc170982971"/>
+      <w:bookmarkStart w:id="35" w:name="_Toc225505762"/>
       <w:r>
         <w:t>Output map</w:t>
       </w:r>
@@ -11030,7 +11260,7 @@
       <w:r>
         <w:t>names</w:t>
       </w:r>
-      <w:bookmarkEnd w:id="32"/>
+      <w:bookmarkEnd w:id="35"/>
     </w:p>
     <w:p>
       <w:pPr>
@@ -11191,7 +11421,7 @@
           <w:numId w:val="3"/>
         </w:numPr>
       </w:pPr>
-      <w:bookmarkStart w:id="33" w:name="_Toc170982972"/>
+      <w:bookmarkStart w:id="36" w:name="_Toc225505763"/>
       <w:r>
         <w:t>MORT map names</w:t>
       </w:r>
@@ -11204,7 +11434,7 @@
       <w:r>
         <w:t>(Optional)</w:t>
       </w:r>
-      <w:bookmarkEnd w:id="33"/>
+      <w:bookmarkEnd w:id="36"/>
     </w:p>
     <w:p>
       <w:pPr>
@@ -11369,7 +11599,7 @@
           <w:numId w:val="3"/>
         </w:numPr>
       </w:pPr>
-      <w:bookmarkStart w:id="34" w:name="_Toc170982973"/>
+      <w:bookmarkStart w:id="37" w:name="_Toc225505764"/>
       <w:r>
         <w:t>Log</w:t>
       </w:r>
@@ -11382,7 +11612,7 @@
       <w:r>
         <w:t>file</w:t>
       </w:r>
-      <w:bookmarkEnd w:id="34"/>
+      <w:bookmarkEnd w:id="37"/>
     </w:p>
     <w:p>
       <w:pPr>
@@ -11478,7 +11708,7 @@
           <w:numId w:val="3"/>
         </w:numPr>
       </w:pPr>
-      <w:bookmarkStart w:id="35" w:name="_Toc170982974"/>
+      <w:bookmarkStart w:id="38" w:name="_Toc225505765"/>
       <w:r>
         <w:t>EDA</w:t>
       </w:r>
@@ -11491,7 +11721,7 @@
       <w:r>
         <w:t>entries</w:t>
       </w:r>
-      <w:bookmarkEnd w:id="35"/>
+      <w:bookmarkEnd w:id="38"/>
     </w:p>
     <w:p>
       <w:pPr>
@@ -11604,7 +11834,7 @@
           <w:numId w:val="3"/>
         </w:numPr>
       </w:pPr>
-      <w:bookmarkStart w:id="36" w:name="_Toc170982975"/>
+      <w:bookmarkStart w:id="39" w:name="_Toc225505766"/>
       <w:r>
         <w:t>Individual EDA Parameter</w:t>
       </w:r>
@@ -11617,7 +11847,7 @@
       <w:r>
         <w:t>Files</w:t>
       </w:r>
-      <w:bookmarkEnd w:id="36"/>
+      <w:bookmarkEnd w:id="39"/>
     </w:p>
     <w:p>
       <w:pPr>
@@ -11711,23 +11941,7 @@
           <w:rFonts w:ascii="Courier New"/>
           <w:sz w:val="20"/>
         </w:rPr>
-        <w:t>&gt;&gt;</w:t>
-      </w:r>
-      <w:proofErr w:type="spellStart"/>
-      <w:r>
-        <w:rPr>
-          <w:rFonts w:ascii="Courier New"/>
-          <w:sz w:val="20"/>
-        </w:rPr>
-        <w:t>StartYear</w:t>
-      </w:r>
-      <w:proofErr w:type="spellEnd"/>
-      <w:r>
-        <w:rPr>
-          <w:rFonts w:ascii="Courier New"/>
-          <w:sz w:val="20"/>
-        </w:rPr>
-        <w:t xml:space="preserve"> 50</w:t>
+        <w:t>&gt;&gt;StartYear 50</w:t>
       </w:r>
     </w:p>
     <w:p>
@@ -11825,9 +12039,9 @@
           <w:numId w:val="3"/>
         </w:numPr>
       </w:pPr>
-      <w:bookmarkStart w:id="37" w:name="_Toc529248462"/>
-      <w:bookmarkStart w:id="38" w:name="_Toc170982976"/>
-      <w:bookmarkEnd w:id="37"/>
+      <w:bookmarkStart w:id="40" w:name="_Toc529248462"/>
+      <w:bookmarkStart w:id="41" w:name="_Toc225505767"/>
+      <w:bookmarkEnd w:id="40"/>
       <w:r>
         <w:t>Start and end years</w:t>
       </w:r>
@@ -11840,7 +12054,7 @@
       <w:r>
         <w:t>(Optional)</w:t>
       </w:r>
-      <w:bookmarkEnd w:id="38"/>
+      <w:bookmarkEnd w:id="41"/>
     </w:p>
     <w:p>
       <w:pPr>
@@ -11851,19 +12065,11 @@
       <w:r>
         <w:t xml:space="preserve">The first and last simulation years during which the agent spreads can be specified. </w:t>
       </w:r>
-      <w:proofErr w:type="spellStart"/>
       <w:r>
         <w:rPr>
           <w:i/>
         </w:rPr>
-        <w:t>StartYear</w:t>
-      </w:r>
-      <w:proofErr w:type="spellEnd"/>
-      <w:r>
-        <w:rPr>
-          <w:i/>
-        </w:rPr>
-        <w:t xml:space="preserve"> </w:t>
+        <w:t xml:space="preserve">StartYear </w:t>
       </w:r>
       <w:r>
         <w:t xml:space="preserve">indicates the year of initial EDA outbreak, and </w:t>
@@ -11903,7 +12109,7 @@
           <w:numId w:val="3"/>
         </w:numPr>
       </w:pPr>
-      <w:bookmarkStart w:id="39" w:name="_Toc170982977"/>
+      <w:bookmarkStart w:id="42" w:name="_Toc225505768"/>
       <w:r>
         <w:t>Climate Input</w:t>
       </w:r>
@@ -11916,7 +12122,7 @@
       <w:r>
         <w:t>parameters</w:t>
       </w:r>
-      <w:bookmarkEnd w:id="39"/>
+      <w:bookmarkEnd w:id="42"/>
     </w:p>
     <w:p>
       <w:pPr>
@@ -12247,12 +12453,14 @@
           <w:szCs w:val="24"/>
         </w:rPr>
       </w:pPr>
-      <w:bookmarkStart w:id="40" w:name="_Toc529259610"/>
-      <w:bookmarkStart w:id="41" w:name="_Toc170977692"/>
-      <w:bookmarkStart w:id="42" w:name="_Toc170982978"/>
-      <w:bookmarkEnd w:id="40"/>
-      <w:bookmarkEnd w:id="41"/>
-      <w:bookmarkEnd w:id="42"/>
+      <w:bookmarkStart w:id="43" w:name="_Toc529259610"/>
+      <w:bookmarkStart w:id="44" w:name="_Toc170977692"/>
+      <w:bookmarkStart w:id="45" w:name="_Toc170982978"/>
+      <w:bookmarkStart w:id="46" w:name="_Toc225505769"/>
+      <w:bookmarkEnd w:id="43"/>
+      <w:bookmarkEnd w:id="44"/>
+      <w:bookmarkEnd w:id="45"/>
+      <w:bookmarkEnd w:id="46"/>
     </w:p>
     <w:p>
       <w:pPr>
@@ -12273,12 +12481,14 @@
           <w:szCs w:val="24"/>
         </w:rPr>
       </w:pPr>
-      <w:bookmarkStart w:id="43" w:name="_Toc529259611"/>
-      <w:bookmarkStart w:id="44" w:name="_Toc170977693"/>
-      <w:bookmarkStart w:id="45" w:name="_Toc170982979"/>
-      <w:bookmarkEnd w:id="43"/>
-      <w:bookmarkEnd w:id="44"/>
-      <w:bookmarkEnd w:id="45"/>
+      <w:bookmarkStart w:id="47" w:name="_Toc529259611"/>
+      <w:bookmarkStart w:id="48" w:name="_Toc170977693"/>
+      <w:bookmarkStart w:id="49" w:name="_Toc170982979"/>
+      <w:bookmarkStart w:id="50" w:name="_Toc225505770"/>
+      <w:bookmarkEnd w:id="47"/>
+      <w:bookmarkEnd w:id="48"/>
+      <w:bookmarkEnd w:id="49"/>
+      <w:bookmarkEnd w:id="50"/>
     </w:p>
     <w:p>
       <w:pPr>
@@ -12299,12 +12509,14 @@
           <w:szCs w:val="24"/>
         </w:rPr>
       </w:pPr>
-      <w:bookmarkStart w:id="46" w:name="_Toc529259612"/>
-      <w:bookmarkStart w:id="47" w:name="_Toc170977694"/>
-      <w:bookmarkStart w:id="48" w:name="_Toc170982980"/>
-      <w:bookmarkEnd w:id="46"/>
-      <w:bookmarkEnd w:id="47"/>
-      <w:bookmarkEnd w:id="48"/>
+      <w:bookmarkStart w:id="51" w:name="_Toc529259612"/>
+      <w:bookmarkStart w:id="52" w:name="_Toc170977694"/>
+      <w:bookmarkStart w:id="53" w:name="_Toc170982980"/>
+      <w:bookmarkStart w:id="54" w:name="_Toc225505771"/>
+      <w:bookmarkEnd w:id="51"/>
+      <w:bookmarkEnd w:id="52"/>
+      <w:bookmarkEnd w:id="53"/>
+      <w:bookmarkEnd w:id="54"/>
     </w:p>
     <w:p>
       <w:pPr>
@@ -12325,12 +12537,14 @@
           <w:szCs w:val="24"/>
         </w:rPr>
       </w:pPr>
-      <w:bookmarkStart w:id="49" w:name="_Toc529259613"/>
-      <w:bookmarkStart w:id="50" w:name="_Toc170977695"/>
-      <w:bookmarkStart w:id="51" w:name="_Toc170982981"/>
-      <w:bookmarkEnd w:id="49"/>
-      <w:bookmarkEnd w:id="50"/>
-      <w:bookmarkEnd w:id="51"/>
+      <w:bookmarkStart w:id="55" w:name="_Toc529259613"/>
+      <w:bookmarkStart w:id="56" w:name="_Toc170977695"/>
+      <w:bookmarkStart w:id="57" w:name="_Toc170982981"/>
+      <w:bookmarkStart w:id="58" w:name="_Toc225505772"/>
+      <w:bookmarkEnd w:id="55"/>
+      <w:bookmarkEnd w:id="56"/>
+      <w:bookmarkEnd w:id="57"/>
+      <w:bookmarkEnd w:id="58"/>
     </w:p>
     <w:p>
       <w:pPr>
@@ -12351,12 +12565,14 @@
           <w:szCs w:val="24"/>
         </w:rPr>
       </w:pPr>
-      <w:bookmarkStart w:id="52" w:name="_Toc529259614"/>
-      <w:bookmarkStart w:id="53" w:name="_Toc170977696"/>
-      <w:bookmarkStart w:id="54" w:name="_Toc170982982"/>
-      <w:bookmarkEnd w:id="52"/>
-      <w:bookmarkEnd w:id="53"/>
-      <w:bookmarkEnd w:id="54"/>
+      <w:bookmarkStart w:id="59" w:name="_Toc529259614"/>
+      <w:bookmarkStart w:id="60" w:name="_Toc170977696"/>
+      <w:bookmarkStart w:id="61" w:name="_Toc170982982"/>
+      <w:bookmarkStart w:id="62" w:name="_Toc225505773"/>
+      <w:bookmarkEnd w:id="59"/>
+      <w:bookmarkEnd w:id="60"/>
+      <w:bookmarkEnd w:id="61"/>
+      <w:bookmarkEnd w:id="62"/>
     </w:p>
     <w:p>
       <w:pPr>
@@ -12377,12 +12593,14 @@
           <w:szCs w:val="24"/>
         </w:rPr>
       </w:pPr>
-      <w:bookmarkStart w:id="55" w:name="_Toc529259615"/>
-      <w:bookmarkStart w:id="56" w:name="_Toc170977697"/>
-      <w:bookmarkStart w:id="57" w:name="_Toc170982983"/>
-      <w:bookmarkEnd w:id="55"/>
-      <w:bookmarkEnd w:id="56"/>
-      <w:bookmarkEnd w:id="57"/>
+      <w:bookmarkStart w:id="63" w:name="_Toc529259615"/>
+      <w:bookmarkStart w:id="64" w:name="_Toc170977697"/>
+      <w:bookmarkStart w:id="65" w:name="_Toc170982983"/>
+      <w:bookmarkStart w:id="66" w:name="_Toc225505774"/>
+      <w:bookmarkEnd w:id="63"/>
+      <w:bookmarkEnd w:id="64"/>
+      <w:bookmarkEnd w:id="65"/>
+      <w:bookmarkEnd w:id="66"/>
     </w:p>
     <w:p>
       <w:pPr>
@@ -12395,7 +12613,7 @@
       <w:r>
         <w:tab/>
       </w:r>
-      <w:bookmarkStart w:id="58" w:name="_Toc170982984"/>
+      <w:bookmarkStart w:id="67" w:name="_Toc225505775"/>
       <w:r>
         <w:t>Derived Climate</w:t>
       </w:r>
@@ -12408,7 +12626,7 @@
       <w:r>
         <w:t>Variables</w:t>
       </w:r>
-      <w:bookmarkEnd w:id="58"/>
+      <w:bookmarkEnd w:id="67"/>
     </w:p>
     <w:p>
       <w:pPr>
@@ -12882,7 +13100,7 @@
           <w:rFonts w:ascii="Courier New"/>
           <w:sz w:val="20"/>
         </w:rPr>
-        <w:t>exp(</w:t>
+        <w:t>exp(c[ln(</w:t>
       </w:r>
       <w:proofErr w:type="gramEnd"/>
       <w:r>
@@ -12890,7 +13108,7 @@
           <w:rFonts w:ascii="Courier New"/>
           <w:sz w:val="20"/>
         </w:rPr>
-        <w:t>c[ln(Variable / d) / e] ^</w:t>
+        <w:t>Variable / d) / e] ^</w:t>
       </w:r>
       <w:r>
         <w:rPr>
@@ -13231,7 +13449,7 @@
           <w:numId w:val="17"/>
         </w:numPr>
       </w:pPr>
-      <w:bookmarkStart w:id="59" w:name="_Toc170982985"/>
+      <w:bookmarkStart w:id="68" w:name="_Toc225505776"/>
       <w:r>
         <w:t>Weather</w:t>
       </w:r>
@@ -13244,7 +13462,7 @@
       <w:r>
         <w:t>Index</w:t>
       </w:r>
-      <w:bookmarkEnd w:id="59"/>
+      <w:bookmarkEnd w:id="68"/>
     </w:p>
     <w:p>
       <w:pPr>
@@ -13596,7 +13814,7 @@
           <w:numId w:val="17"/>
         </w:numPr>
       </w:pPr>
-      <w:bookmarkStart w:id="60" w:name="_Toc170982986"/>
+      <w:bookmarkStart w:id="69" w:name="_Toc225505777"/>
       <w:r>
         <w:t>Transmission</w:t>
       </w:r>
@@ -13609,7 +13827,7 @@
       <w:r>
         <w:t>parameters</w:t>
       </w:r>
-      <w:bookmarkEnd w:id="60"/>
+      <w:bookmarkEnd w:id="69"/>
     </w:p>
     <w:p>
       <w:pPr>
@@ -14157,12 +14375,14 @@
           <w:szCs w:val="24"/>
         </w:rPr>
       </w:pPr>
-      <w:bookmarkStart w:id="61" w:name="_Toc529259619"/>
-      <w:bookmarkStart w:id="62" w:name="_Toc170977701"/>
-      <w:bookmarkStart w:id="63" w:name="_Toc170982987"/>
-      <w:bookmarkEnd w:id="61"/>
-      <w:bookmarkEnd w:id="62"/>
-      <w:bookmarkEnd w:id="63"/>
+      <w:bookmarkStart w:id="70" w:name="_Toc529259619"/>
+      <w:bookmarkStart w:id="71" w:name="_Toc170977701"/>
+      <w:bookmarkStart w:id="72" w:name="_Toc170982987"/>
+      <w:bookmarkStart w:id="73" w:name="_Toc225505778"/>
+      <w:bookmarkEnd w:id="70"/>
+      <w:bookmarkEnd w:id="71"/>
+      <w:bookmarkEnd w:id="72"/>
+      <w:bookmarkEnd w:id="73"/>
     </w:p>
     <w:p>
       <w:pPr>
@@ -14183,12 +14403,14 @@
           <w:szCs w:val="24"/>
         </w:rPr>
       </w:pPr>
-      <w:bookmarkStart w:id="64" w:name="_Toc529259620"/>
-      <w:bookmarkStart w:id="65" w:name="_Toc170977702"/>
-      <w:bookmarkStart w:id="66" w:name="_Toc170982988"/>
-      <w:bookmarkEnd w:id="64"/>
-      <w:bookmarkEnd w:id="65"/>
-      <w:bookmarkEnd w:id="66"/>
+      <w:bookmarkStart w:id="74" w:name="_Toc529259620"/>
+      <w:bookmarkStart w:id="75" w:name="_Toc170977702"/>
+      <w:bookmarkStart w:id="76" w:name="_Toc170982988"/>
+      <w:bookmarkStart w:id="77" w:name="_Toc225505779"/>
+      <w:bookmarkEnd w:id="74"/>
+      <w:bookmarkEnd w:id="75"/>
+      <w:bookmarkEnd w:id="76"/>
+      <w:bookmarkEnd w:id="77"/>
     </w:p>
     <w:p>
       <w:pPr>
@@ -14209,12 +14431,14 @@
           <w:szCs w:val="24"/>
         </w:rPr>
       </w:pPr>
-      <w:bookmarkStart w:id="67" w:name="_Toc529259621"/>
-      <w:bookmarkStart w:id="68" w:name="_Toc170977703"/>
-      <w:bookmarkStart w:id="69" w:name="_Toc170982989"/>
-      <w:bookmarkEnd w:id="67"/>
-      <w:bookmarkEnd w:id="68"/>
-      <w:bookmarkEnd w:id="69"/>
+      <w:bookmarkStart w:id="78" w:name="_Toc529259621"/>
+      <w:bookmarkStart w:id="79" w:name="_Toc170977703"/>
+      <w:bookmarkStart w:id="80" w:name="_Toc170982989"/>
+      <w:bookmarkStart w:id="81" w:name="_Toc225505780"/>
+      <w:bookmarkEnd w:id="78"/>
+      <w:bookmarkEnd w:id="79"/>
+      <w:bookmarkEnd w:id="80"/>
+      <w:bookmarkEnd w:id="81"/>
     </w:p>
     <w:p>
       <w:pPr>
@@ -14235,12 +14459,14 @@
           <w:szCs w:val="24"/>
         </w:rPr>
       </w:pPr>
-      <w:bookmarkStart w:id="70" w:name="_Toc529259622"/>
-      <w:bookmarkStart w:id="71" w:name="_Toc170977704"/>
-      <w:bookmarkStart w:id="72" w:name="_Toc170982990"/>
-      <w:bookmarkEnd w:id="70"/>
-      <w:bookmarkEnd w:id="71"/>
-      <w:bookmarkEnd w:id="72"/>
+      <w:bookmarkStart w:id="82" w:name="_Toc529259622"/>
+      <w:bookmarkStart w:id="83" w:name="_Toc170977704"/>
+      <w:bookmarkStart w:id="84" w:name="_Toc170982990"/>
+      <w:bookmarkStart w:id="85" w:name="_Toc225505781"/>
+      <w:bookmarkEnd w:id="82"/>
+      <w:bookmarkEnd w:id="83"/>
+      <w:bookmarkEnd w:id="84"/>
+      <w:bookmarkEnd w:id="85"/>
     </w:p>
     <w:p>
       <w:pPr>
@@ -14261,12 +14487,14 @@
           <w:szCs w:val="24"/>
         </w:rPr>
       </w:pPr>
-      <w:bookmarkStart w:id="73" w:name="_Toc529259623"/>
-      <w:bookmarkStart w:id="74" w:name="_Toc170977705"/>
-      <w:bookmarkStart w:id="75" w:name="_Toc170982991"/>
-      <w:bookmarkEnd w:id="73"/>
-      <w:bookmarkEnd w:id="74"/>
-      <w:bookmarkEnd w:id="75"/>
+      <w:bookmarkStart w:id="86" w:name="_Toc529259623"/>
+      <w:bookmarkStart w:id="87" w:name="_Toc170977705"/>
+      <w:bookmarkStart w:id="88" w:name="_Toc170982991"/>
+      <w:bookmarkStart w:id="89" w:name="_Toc225505782"/>
+      <w:bookmarkEnd w:id="86"/>
+      <w:bookmarkEnd w:id="87"/>
+      <w:bookmarkEnd w:id="88"/>
+      <w:bookmarkEnd w:id="89"/>
     </w:p>
     <w:p>
       <w:pPr>
@@ -14276,11 +14504,11 @@
           <w:numId w:val="2"/>
         </w:numPr>
       </w:pPr>
-      <w:bookmarkStart w:id="76" w:name="_Toc170982992"/>
+      <w:bookmarkStart w:id="90" w:name="_Toc225505783"/>
       <w:r>
         <w:t>Ecoregion Modifiers (Optional)</w:t>
       </w:r>
-      <w:bookmarkEnd w:id="76"/>
+      <w:bookmarkEnd w:id="90"/>
     </w:p>
     <w:p>
       <w:pPr>
@@ -14433,7 +14661,7 @@
           <w:numId w:val="2"/>
         </w:numPr>
       </w:pPr>
-      <w:bookmarkStart w:id="77" w:name="_Toc170982993"/>
+      <w:bookmarkStart w:id="91" w:name="_Toc225505784"/>
       <w:r>
         <w:t>Disturbance Modifiers</w:t>
       </w:r>
@@ -14446,7 +14674,7 @@
       <w:r>
         <w:t>(Optional)</w:t>
       </w:r>
-      <w:bookmarkEnd w:id="77"/>
+      <w:bookmarkEnd w:id="91"/>
     </w:p>
     <w:p>
       <w:pPr>
@@ -14485,15 +14713,7 @@
         <w:t>0</w:t>
       </w:r>
       <w:r>
-        <w:t>.0) for the first time step following the disturbance, the duration of the modifying effect (in years), and the Disturbance Type. Note that the disturbance modifier value represents the influence of a specific disturbance type on site host index, and is assumed to decline linearly with time since that disturbance for the duration of the modifying effect. Multiple disturbance types (separated by white space) can be listed in each line. Modifiers that apply to all sites disturbed (cohorts killed) by wind, fire, harvest, BDA, EDA or Biomass Insects can be applied by using “Wind”, “Fire”, “Harvest”, “BDA”, “EDA” or “</w:t>
-      </w:r>
-      <w:proofErr w:type="spellStart"/>
-      <w:r>
-        <w:t>BiomassInsects</w:t>
-      </w:r>
-      <w:proofErr w:type="spellEnd"/>
-      <w:r>
-        <w:t>” for the Disturbance Type. Modifiers that apply to specific severity levels for wind, fire, and BDA can be applied by adding “Severity” and the numeric value (1-5). For example, WindSeverity4 would designate modifiers to apply to all sites disturbed by wind with severity class 4. Specific harvest prescriptions can be targeted for modifiers by specifying the name of the prescription under Disturbance Type. The prescription names must exactly match names used in the harvest input files. Specific BDA agents, as well as other EDA agents can be targeted for modifiers by specifying the agent name under Disturbance Type. Modifiers that apply to specific defoliation levels for biomass insects can be applied by adding “</w:t>
+        <w:t>.0) for the first time step following the disturbance, the duration of the modifying effect (in years), and the Disturbance Type. Note that the disturbance modifier value represents the influence of a specific disturbance type on site host index, and is assumed to decline linearly with time since that disturbance for the duration of the modifying effect. Multiple disturbance types (separated by white space) can be listed in each line. Modifiers that apply to all sites disturbed (cohorts killed) by wind, fire, harvest, BDA, EDA or Biomass Insects can be applied by using “Wind”, “Fire”, “Harvest”, “BDA”, “EDA” or “BiomassInsects” for the Disturbance Type. Modifiers that apply to specific severity levels for wind, fire, and BDA can be applied by adding “Severity” and the numeric value (1-5). For example, WindSeverity4 would designate modifiers to apply to all sites disturbed by wind with severity class 4. Specific harvest prescriptions can be targeted for modifiers by specifying the name of the prescription under Disturbance Type. The prescription names must exactly match names used in the harvest input files. Specific BDA agents, as well as other EDA agents can be targeted for modifiers by specifying the agent name under Disturbance Type. Modifiers that apply to specific defoliation levels for biomass insects can be applied by adding “</w:t>
       </w:r>
       <w:proofErr w:type="spellStart"/>
       <w:r>
@@ -14880,7 +15100,7 @@
           <w:numId w:val="2"/>
         </w:numPr>
       </w:pPr>
-      <w:bookmarkStart w:id="78" w:name="_Toc170982994"/>
+      <w:bookmarkStart w:id="92" w:name="_Toc225505785"/>
       <w:r>
         <w:t>Species</w:t>
       </w:r>
@@ -14893,7 +15113,7 @@
       <w:r>
         <w:t>parameters</w:t>
       </w:r>
-      <w:bookmarkEnd w:id="78"/>
+      <w:bookmarkEnd w:id="92"/>
     </w:p>
     <w:p>
       <w:pPr>
@@ -16296,7 +16516,7 @@
           <w:numId w:val="2"/>
         </w:numPr>
       </w:pPr>
-      <w:bookmarkStart w:id="79" w:name="_Toc170982995"/>
+      <w:bookmarkStart w:id="93" w:name="_Toc225505786"/>
       <w:r>
         <w:t>Ignored species</w:t>
       </w:r>
@@ -16309,7 +16529,7 @@
       <w:r>
         <w:t>(Optional)</w:t>
       </w:r>
-      <w:bookmarkEnd w:id="79"/>
+      <w:bookmarkEnd w:id="93"/>
     </w:p>
     <w:p>
       <w:pPr>
@@ -16433,7 +16653,23 @@
           <w:rFonts w:ascii="Courier New"/>
           <w:sz w:val="20"/>
         </w:rPr>
-        <w:t xml:space="preserve"> Abiegran </w:t>
+        <w:t xml:space="preserve"> </w:t>
+      </w:r>
+      <w:proofErr w:type="spellStart"/>
+      <w:r>
+        <w:rPr>
+          <w:rFonts w:ascii="Courier New"/>
+          <w:sz w:val="20"/>
+        </w:rPr>
+        <w:t>Abiegran</w:t>
+      </w:r>
+      <w:proofErr w:type="spellEnd"/>
+      <w:r>
+        <w:rPr>
+          <w:rFonts w:ascii="Courier New"/>
+          <w:sz w:val="20"/>
+        </w:rPr>
+        <w:t xml:space="preserve"> </w:t>
       </w:r>
       <w:proofErr w:type="spellStart"/>
       <w:r>
@@ -16490,7 +16726,7 @@
         </w:tabs>
         <w:spacing w:before="100"/>
       </w:pPr>
-      <w:bookmarkStart w:id="80" w:name="_Toc170982996"/>
+      <w:bookmarkStart w:id="94" w:name="_Toc225505787"/>
       <w:r>
         <w:t>Output</w:t>
       </w:r>
@@ -16503,7 +16739,7 @@
       <w:r>
         <w:t>Files</w:t>
       </w:r>
-      <w:bookmarkEnd w:id="80"/>
+      <w:bookmarkEnd w:id="94"/>
     </w:p>
     <w:p>
       <w:pPr>
@@ -16517,7 +16753,7 @@
         </w:tabs>
         <w:spacing w:before="239"/>
       </w:pPr>
-      <w:bookmarkStart w:id="81" w:name="_Toc170982997"/>
+      <w:bookmarkStart w:id="95" w:name="_Toc225505788"/>
       <w:r>
         <w:t>EDA Status</w:t>
       </w:r>
@@ -16530,7 +16766,7 @@
       <w:r>
         <w:t>Map</w:t>
       </w:r>
-      <w:bookmarkEnd w:id="81"/>
+      <w:bookmarkEnd w:id="95"/>
     </w:p>
     <w:p>
       <w:pPr>
@@ -16562,7 +16798,7 @@
           <w:tab w:val="left" w:pos="717"/>
         </w:tabs>
       </w:pPr>
-      <w:bookmarkStart w:id="82" w:name="_Toc170982998"/>
+      <w:bookmarkStart w:id="96" w:name="_Toc225505789"/>
       <w:r>
         <w:t>EDA Mortality Map</w:t>
       </w:r>
@@ -16575,7 +16811,7 @@
       <w:r>
         <w:t>(Optional)</w:t>
       </w:r>
-      <w:bookmarkEnd w:id="82"/>
+      <w:bookmarkEnd w:id="96"/>
     </w:p>
     <w:p>
       <w:pPr>
@@ -16607,7 +16843,7 @@
           <w:tab w:val="left" w:pos="717"/>
         </w:tabs>
       </w:pPr>
-      <w:bookmarkStart w:id="83" w:name="_Toc170982999"/>
+      <w:bookmarkStart w:id="97" w:name="_Toc225505790"/>
       <w:r>
         <w:t>EDA Log</w:t>
       </w:r>
@@ -16620,7 +16856,7 @@
       <w:r>
         <w:t>file</w:t>
       </w:r>
-      <w:bookmarkEnd w:id="83"/>
+      <w:bookmarkEnd w:id="97"/>
     </w:p>
     <w:p>
       <w:pPr>
@@ -16661,7 +16897,7 @@
 </file>
 
 <file path=word/endnotes.xml><?xml version="1.0" encoding="utf-8"?>
-<w:endnotes xmlns:wpc="http://schemas.microsoft.com/office/word/2010/wordprocessingCanvas" xmlns:cx="http://schemas.microsoft.com/office/drawing/2014/chartex" xmlns:cx1="http://schemas.microsoft.com/office/drawing/2015/9/8/chartex" xmlns:cx2="http://schemas.microsoft.com/office/drawing/2015/10/21/chartex" xmlns:cx3="http://schemas.microsoft.com/office/drawing/2016/5/9/chartex" xmlns:cx4="http://schemas.microsoft.com/office/drawing/2016/5/10/chartex" xmlns:cx5="http://schemas.microsoft.com/office/drawing/2016/5/11/chartex" xmlns:cx6="http://schemas.microsoft.com/office/drawing/2016/5/12/chartex" xmlns:cx7="http://schemas.microsoft.com/office/drawing/2016/5/13/chartex" xmlns:cx8="http://schemas.microsoft.com/office/drawing/2016/5/14/chartex" xmlns:mc="http://schemas.openxmlformats.org/markup-compatibility/2006" xmlns:aink="http://schemas.microsoft.com/office/drawing/2016/ink" xmlns:am3d="http://schemas.microsoft.com/office/drawing/2017/model3d" xmlns:o="urn:schemas-microsoft-com:office:office" xmlns:oel="http://schemas.microsoft.com/office/2019/extlst" xmlns:r="http://schemas.openxmlformats.org/officeDocument/2006/relationships" xmlns:m="http://schemas.openxmlformats.org/officeDocument/2006/math" xmlns:v="urn:schemas-microsoft-com:vml" xmlns:wp14="http://schemas.microsoft.com/office/word/2010/wordprocessingDrawing" xmlns:wp="http://schemas.openxmlformats.org/drawingml/2006/wordprocessingDrawing" xmlns:w10="urn:schemas-microsoft-com:office:word" xmlns:w="http://schemas.openxmlformats.org/wordprocessingml/2006/main" xmlns:w14="http://schemas.microsoft.com/office/word/2010/wordml" xmlns:w15="http://schemas.microsoft.com/office/word/2012/wordml" xmlns:w16cex="http://schemas.microsoft.com/office/word/2018/wordml/cex" xmlns:w16cid="http://schemas.microsoft.com/office/word/2016/wordml/cid" xmlns:w16="http://schemas.microsoft.com/office/word/2018/wordml" xmlns:w16du="http://schemas.microsoft.com/office/word/2023/wordml/word16du" xmlns:w16sdtdh="http://schemas.microsoft.com/office/word/2020/wordml/sdtdatahash" xmlns:w16se="http://schemas.microsoft.com/office/word/2015/wordml/symex" xmlns:wpg="http://schemas.microsoft.com/office/word/2010/wordprocessingGroup" xmlns:wpi="http://schemas.microsoft.com/office/word/2010/wordprocessingInk" xmlns:wne="http://schemas.microsoft.com/office/word/2006/wordml" xmlns:wps="http://schemas.microsoft.com/office/word/2010/wordprocessingShape" mc:Ignorable="w14 w15 w16se w16cid w16 w16cex w16sdtdh w16du wp14">
+<w:endnotes xmlns:wpc="http://schemas.microsoft.com/office/word/2010/wordprocessingCanvas" xmlns:cx="http://schemas.microsoft.com/office/drawing/2014/chartex" xmlns:cx1="http://schemas.microsoft.com/office/drawing/2015/9/8/chartex" xmlns:cx2="http://schemas.microsoft.com/office/drawing/2015/10/21/chartex" xmlns:cx3="http://schemas.microsoft.com/office/drawing/2016/5/9/chartex" xmlns:cx4="http://schemas.microsoft.com/office/drawing/2016/5/10/chartex" xmlns:cx5="http://schemas.microsoft.com/office/drawing/2016/5/11/chartex" xmlns:cx6="http://schemas.microsoft.com/office/drawing/2016/5/12/chartex" xmlns:cx7="http://schemas.microsoft.com/office/drawing/2016/5/13/chartex" xmlns:cx8="http://schemas.microsoft.com/office/drawing/2016/5/14/chartex" xmlns:mc="http://schemas.openxmlformats.org/markup-compatibility/2006" xmlns:aink="http://schemas.microsoft.com/office/drawing/2016/ink" xmlns:am3d="http://schemas.microsoft.com/office/drawing/2017/model3d" xmlns:o="urn:schemas-microsoft-com:office:office" xmlns:oel="http://schemas.microsoft.com/office/2019/extlst" xmlns:r="http://schemas.openxmlformats.org/officeDocument/2006/relationships" xmlns:m="http://schemas.openxmlformats.org/officeDocument/2006/math" xmlns:v="urn:schemas-microsoft-com:vml" xmlns:wp14="http://schemas.microsoft.com/office/word/2010/wordprocessingDrawing" xmlns:wp="http://schemas.openxmlformats.org/drawingml/2006/wordprocessingDrawing" xmlns:w10="urn:schemas-microsoft-com:office:word" xmlns:w="http://schemas.openxmlformats.org/wordprocessingml/2006/main" xmlns:w14="http://schemas.microsoft.com/office/word/2010/wordml" xmlns:w15="http://schemas.microsoft.com/office/word/2012/wordml" xmlns:w16cex="http://schemas.microsoft.com/office/word/2018/wordml/cex" xmlns:w16cid="http://schemas.microsoft.com/office/word/2016/wordml/cid" xmlns:w16="http://schemas.microsoft.com/office/word/2018/wordml" xmlns:w16du="http://schemas.microsoft.com/office/word/2023/wordml/word16du" xmlns:w16sdtdh="http://schemas.microsoft.com/office/word/2020/wordml/sdtdatahash" xmlns:w16sdtfl="http://schemas.microsoft.com/office/word/2024/wordml/sdtformatlock" xmlns:w16se="http://schemas.microsoft.com/office/word/2015/wordml/symex" xmlns:wpg="http://schemas.microsoft.com/office/word/2010/wordprocessingGroup" xmlns:wpi="http://schemas.microsoft.com/office/word/2010/wordprocessingInk" xmlns:wne="http://schemas.microsoft.com/office/word/2006/wordml" xmlns:wps="http://schemas.microsoft.com/office/word/2010/wordprocessingShape" mc:Ignorable="w14 w15 w16se w16cid w16 w16cex w16sdtdh w16sdtfl w16du wp14">
   <w:endnote w:type="separator" w:id="-1">
     <w:p>
       <w:r>
@@ -16680,7 +16916,7 @@
 </file>
 
 <file path=word/footer1.xml><?xml version="1.0" encoding="utf-8"?>
-<w:ftr xmlns:wpc="http://schemas.microsoft.com/office/word/2010/wordprocessingCanvas" xmlns:cx="http://schemas.microsoft.com/office/drawing/2014/chartex" xmlns:cx1="http://schemas.microsoft.com/office/drawing/2015/9/8/chartex" xmlns:cx2="http://schemas.microsoft.com/office/drawing/2015/10/21/chartex" xmlns:cx3="http://schemas.microsoft.com/office/drawing/2016/5/9/chartex" xmlns:cx4="http://schemas.microsoft.com/office/drawing/2016/5/10/chartex" xmlns:cx5="http://schemas.microsoft.com/office/drawing/2016/5/11/chartex" xmlns:cx6="http://schemas.microsoft.com/office/drawing/2016/5/12/chartex" xmlns:cx7="http://schemas.microsoft.com/office/drawing/2016/5/13/chartex" xmlns:cx8="http://schemas.microsoft.com/office/drawing/2016/5/14/chartex" xmlns:mc="http://schemas.openxmlformats.org/markup-compatibility/2006" xmlns:aink="http://schemas.microsoft.com/office/drawing/2016/ink" xmlns:am3d="http://schemas.microsoft.com/office/drawing/2017/model3d" xmlns:o="urn:schemas-microsoft-com:office:office" xmlns:oel="http://schemas.microsoft.com/office/2019/extlst" xmlns:r="http://schemas.openxmlformats.org/officeDocument/2006/relationships" xmlns:m="http://schemas.openxmlformats.org/officeDocument/2006/math" xmlns:v="urn:schemas-microsoft-com:vml" xmlns:wp14="http://schemas.microsoft.com/office/word/2010/wordprocessingDrawing" xmlns:wp="http://schemas.openxmlformats.org/drawingml/2006/wordprocessingDrawing" xmlns:w10="urn:schemas-microsoft-com:office:word" xmlns:w="http://schemas.openxmlformats.org/wordprocessingml/2006/main" xmlns:w14="http://schemas.microsoft.com/office/word/2010/wordml" xmlns:w15="http://schemas.microsoft.com/office/word/2012/wordml" xmlns:w16cex="http://schemas.microsoft.com/office/word/2018/wordml/cex" xmlns:w16cid="http://schemas.microsoft.com/office/word/2016/wordml/cid" xmlns:w16="http://schemas.microsoft.com/office/word/2018/wordml" xmlns:w16du="http://schemas.microsoft.com/office/word/2023/wordml/word16du" xmlns:w16sdtdh="http://schemas.microsoft.com/office/word/2020/wordml/sdtdatahash" xmlns:w16se="http://schemas.microsoft.com/office/word/2015/wordml/symex" xmlns:wpg="http://schemas.microsoft.com/office/word/2010/wordprocessingGroup" xmlns:wpi="http://schemas.microsoft.com/office/word/2010/wordprocessingInk" xmlns:wne="http://schemas.microsoft.com/office/word/2006/wordml" xmlns:wps="http://schemas.microsoft.com/office/word/2010/wordprocessingShape" mc:Ignorable="w14 w15 w16se w16cid w16 w16cex w16sdtdh w16du wp14">
+<w:ftr xmlns:wpc="http://schemas.microsoft.com/office/word/2010/wordprocessingCanvas" xmlns:cx="http://schemas.microsoft.com/office/drawing/2014/chartex" xmlns:cx1="http://schemas.microsoft.com/office/drawing/2015/9/8/chartex" xmlns:cx2="http://schemas.microsoft.com/office/drawing/2015/10/21/chartex" xmlns:cx3="http://schemas.microsoft.com/office/drawing/2016/5/9/chartex" xmlns:cx4="http://schemas.microsoft.com/office/drawing/2016/5/10/chartex" xmlns:cx5="http://schemas.microsoft.com/office/drawing/2016/5/11/chartex" xmlns:cx6="http://schemas.microsoft.com/office/drawing/2016/5/12/chartex" xmlns:cx7="http://schemas.microsoft.com/office/drawing/2016/5/13/chartex" xmlns:cx8="http://schemas.microsoft.com/office/drawing/2016/5/14/chartex" xmlns:mc="http://schemas.openxmlformats.org/markup-compatibility/2006" xmlns:aink="http://schemas.microsoft.com/office/drawing/2016/ink" xmlns:am3d="http://schemas.microsoft.com/office/drawing/2017/model3d" xmlns:o="urn:schemas-microsoft-com:office:office" xmlns:oel="http://schemas.microsoft.com/office/2019/extlst" xmlns:r="http://schemas.openxmlformats.org/officeDocument/2006/relationships" xmlns:m="http://schemas.openxmlformats.org/officeDocument/2006/math" xmlns:v="urn:schemas-microsoft-com:vml" xmlns:wp14="http://schemas.microsoft.com/office/word/2010/wordprocessingDrawing" xmlns:wp="http://schemas.openxmlformats.org/drawingml/2006/wordprocessingDrawing" xmlns:w10="urn:schemas-microsoft-com:office:word" xmlns:w="http://schemas.openxmlformats.org/wordprocessingml/2006/main" xmlns:w14="http://schemas.microsoft.com/office/word/2010/wordml" xmlns:w15="http://schemas.microsoft.com/office/word/2012/wordml" xmlns:w16cex="http://schemas.microsoft.com/office/word/2018/wordml/cex" xmlns:w16cid="http://schemas.microsoft.com/office/word/2016/wordml/cid" xmlns:w16="http://schemas.microsoft.com/office/word/2018/wordml" xmlns:w16du="http://schemas.microsoft.com/office/word/2023/wordml/word16du" xmlns:w16sdtdh="http://schemas.microsoft.com/office/word/2020/wordml/sdtdatahash" xmlns:w16sdtfl="http://schemas.microsoft.com/office/word/2024/wordml/sdtformatlock" xmlns:w16se="http://schemas.microsoft.com/office/word/2015/wordml/symex" xmlns:wpg="http://schemas.microsoft.com/office/word/2010/wordprocessingGroup" xmlns:wpi="http://schemas.microsoft.com/office/word/2010/wordprocessingInk" xmlns:wne="http://schemas.microsoft.com/office/word/2006/wordml" xmlns:wps="http://schemas.microsoft.com/office/word/2010/wordprocessingShape" mc:Ignorable="w14 w15 w16se w16cid w16 w16cex w16sdtdh w16sdtfl w16du wp14">
   <w:p>
     <w:pPr>
       <w:pStyle w:val="BodyText"/>
@@ -16886,7 +17122,7 @@
 </file>
 
 <file path=word/footer2.xml><?xml version="1.0" encoding="utf-8"?>
-<w:ftr xmlns:wpc="http://schemas.microsoft.com/office/word/2010/wordprocessingCanvas" xmlns:cx="http://schemas.microsoft.com/office/drawing/2014/chartex" xmlns:cx1="http://schemas.microsoft.com/office/drawing/2015/9/8/chartex" xmlns:cx2="http://schemas.microsoft.com/office/drawing/2015/10/21/chartex" xmlns:cx3="http://schemas.microsoft.com/office/drawing/2016/5/9/chartex" xmlns:cx4="http://schemas.microsoft.com/office/drawing/2016/5/10/chartex" xmlns:cx5="http://schemas.microsoft.com/office/drawing/2016/5/11/chartex" xmlns:cx6="http://schemas.microsoft.com/office/drawing/2016/5/12/chartex" xmlns:cx7="http://schemas.microsoft.com/office/drawing/2016/5/13/chartex" xmlns:cx8="http://schemas.microsoft.com/office/drawing/2016/5/14/chartex" xmlns:mc="http://schemas.openxmlformats.org/markup-compatibility/2006" xmlns:aink="http://schemas.microsoft.com/office/drawing/2016/ink" xmlns:am3d="http://schemas.microsoft.com/office/drawing/2017/model3d" xmlns:o="urn:schemas-microsoft-com:office:office" xmlns:oel="http://schemas.microsoft.com/office/2019/extlst" xmlns:r="http://schemas.openxmlformats.org/officeDocument/2006/relationships" xmlns:m="http://schemas.openxmlformats.org/officeDocument/2006/math" xmlns:v="urn:schemas-microsoft-com:vml" xmlns:wp14="http://schemas.microsoft.com/office/word/2010/wordprocessingDrawing" xmlns:wp="http://schemas.openxmlformats.org/drawingml/2006/wordprocessingDrawing" xmlns:w10="urn:schemas-microsoft-com:office:word" xmlns:w="http://schemas.openxmlformats.org/wordprocessingml/2006/main" xmlns:w14="http://schemas.microsoft.com/office/word/2010/wordml" xmlns:w15="http://schemas.microsoft.com/office/word/2012/wordml" xmlns:w16cex="http://schemas.microsoft.com/office/word/2018/wordml/cex" xmlns:w16cid="http://schemas.microsoft.com/office/word/2016/wordml/cid" xmlns:w16="http://schemas.microsoft.com/office/word/2018/wordml" xmlns:w16du="http://schemas.microsoft.com/office/word/2023/wordml/word16du" xmlns:w16sdtdh="http://schemas.microsoft.com/office/word/2020/wordml/sdtdatahash" xmlns:w16se="http://schemas.microsoft.com/office/word/2015/wordml/symex" xmlns:wpg="http://schemas.microsoft.com/office/word/2010/wordprocessingGroup" xmlns:wpi="http://schemas.microsoft.com/office/word/2010/wordprocessingInk" xmlns:wne="http://schemas.microsoft.com/office/word/2006/wordml" xmlns:wps="http://schemas.microsoft.com/office/word/2010/wordprocessingShape" mc:Ignorable="w14 w15 w16se w16cid w16 w16cex w16sdtdh w16du wp14">
+<w:ftr xmlns:wpc="http://schemas.microsoft.com/office/word/2010/wordprocessingCanvas" xmlns:cx="http://schemas.microsoft.com/office/drawing/2014/chartex" xmlns:cx1="http://schemas.microsoft.com/office/drawing/2015/9/8/chartex" xmlns:cx2="http://schemas.microsoft.com/office/drawing/2015/10/21/chartex" xmlns:cx3="http://schemas.microsoft.com/office/drawing/2016/5/9/chartex" xmlns:cx4="http://schemas.microsoft.com/office/drawing/2016/5/10/chartex" xmlns:cx5="http://schemas.microsoft.com/office/drawing/2016/5/11/chartex" xmlns:cx6="http://schemas.microsoft.com/office/drawing/2016/5/12/chartex" xmlns:cx7="http://schemas.microsoft.com/office/drawing/2016/5/13/chartex" xmlns:cx8="http://schemas.microsoft.com/office/drawing/2016/5/14/chartex" xmlns:mc="http://schemas.openxmlformats.org/markup-compatibility/2006" xmlns:aink="http://schemas.microsoft.com/office/drawing/2016/ink" xmlns:am3d="http://schemas.microsoft.com/office/drawing/2017/model3d" xmlns:o="urn:schemas-microsoft-com:office:office" xmlns:oel="http://schemas.microsoft.com/office/2019/extlst" xmlns:r="http://schemas.openxmlformats.org/officeDocument/2006/relationships" xmlns:m="http://schemas.openxmlformats.org/officeDocument/2006/math" xmlns:v="urn:schemas-microsoft-com:vml" xmlns:wp14="http://schemas.microsoft.com/office/word/2010/wordprocessingDrawing" xmlns:wp="http://schemas.openxmlformats.org/drawingml/2006/wordprocessingDrawing" xmlns:w10="urn:schemas-microsoft-com:office:word" xmlns:w="http://schemas.openxmlformats.org/wordprocessingml/2006/main" xmlns:w14="http://schemas.microsoft.com/office/word/2010/wordml" xmlns:w15="http://schemas.microsoft.com/office/word/2012/wordml" xmlns:w16cex="http://schemas.microsoft.com/office/word/2018/wordml/cex" xmlns:w16cid="http://schemas.microsoft.com/office/word/2016/wordml/cid" xmlns:w16="http://schemas.microsoft.com/office/word/2018/wordml" xmlns:w16du="http://schemas.microsoft.com/office/word/2023/wordml/word16du" xmlns:w16sdtdh="http://schemas.microsoft.com/office/word/2020/wordml/sdtdatahash" xmlns:w16sdtfl="http://schemas.microsoft.com/office/word/2024/wordml/sdtformatlock" xmlns:w16se="http://schemas.microsoft.com/office/word/2015/wordml/symex" xmlns:wpg="http://schemas.microsoft.com/office/word/2010/wordprocessingGroup" xmlns:wpi="http://schemas.microsoft.com/office/word/2010/wordprocessingInk" xmlns:wne="http://schemas.microsoft.com/office/word/2006/wordml" xmlns:wps="http://schemas.microsoft.com/office/word/2010/wordprocessingShape" mc:Ignorable="w14 w15 w16se w16cid w16 w16cex w16sdtdh w16sdtfl w16du wp14">
   <w:p>
     <w:pPr>
       <w:pStyle w:val="BodyText"/>
@@ -17030,7 +17266,7 @@
 </file>
 
 <file path=word/footer3.xml><?xml version="1.0" encoding="utf-8"?>
-<w:ftr xmlns:wpc="http://schemas.microsoft.com/office/word/2010/wordprocessingCanvas" xmlns:cx="http://schemas.microsoft.com/office/drawing/2014/chartex" xmlns:cx1="http://schemas.microsoft.com/office/drawing/2015/9/8/chartex" xmlns:cx2="http://schemas.microsoft.com/office/drawing/2015/10/21/chartex" xmlns:cx3="http://schemas.microsoft.com/office/drawing/2016/5/9/chartex" xmlns:cx4="http://schemas.microsoft.com/office/drawing/2016/5/10/chartex" xmlns:cx5="http://schemas.microsoft.com/office/drawing/2016/5/11/chartex" xmlns:cx6="http://schemas.microsoft.com/office/drawing/2016/5/12/chartex" xmlns:cx7="http://schemas.microsoft.com/office/drawing/2016/5/13/chartex" xmlns:cx8="http://schemas.microsoft.com/office/drawing/2016/5/14/chartex" xmlns:mc="http://schemas.openxmlformats.org/markup-compatibility/2006" xmlns:aink="http://schemas.microsoft.com/office/drawing/2016/ink" xmlns:am3d="http://schemas.microsoft.com/office/drawing/2017/model3d" xmlns:o="urn:schemas-microsoft-com:office:office" xmlns:oel="http://schemas.microsoft.com/office/2019/extlst" xmlns:r="http://schemas.openxmlformats.org/officeDocument/2006/relationships" xmlns:m="http://schemas.openxmlformats.org/officeDocument/2006/math" xmlns:v="urn:schemas-microsoft-com:vml" xmlns:wp14="http://schemas.microsoft.com/office/word/2010/wordprocessingDrawing" xmlns:wp="http://schemas.openxmlformats.org/drawingml/2006/wordprocessingDrawing" xmlns:w10="urn:schemas-microsoft-com:office:word" xmlns:w="http://schemas.openxmlformats.org/wordprocessingml/2006/main" xmlns:w14="http://schemas.microsoft.com/office/word/2010/wordml" xmlns:w15="http://schemas.microsoft.com/office/word/2012/wordml" xmlns:w16cex="http://schemas.microsoft.com/office/word/2018/wordml/cex" xmlns:w16cid="http://schemas.microsoft.com/office/word/2016/wordml/cid" xmlns:w16="http://schemas.microsoft.com/office/word/2018/wordml" xmlns:w16du="http://schemas.microsoft.com/office/word/2023/wordml/word16du" xmlns:w16sdtdh="http://schemas.microsoft.com/office/word/2020/wordml/sdtdatahash" xmlns:w16se="http://schemas.microsoft.com/office/word/2015/wordml/symex" xmlns:wpg="http://schemas.microsoft.com/office/word/2010/wordprocessingGroup" xmlns:wpi="http://schemas.microsoft.com/office/word/2010/wordprocessingInk" xmlns:wne="http://schemas.microsoft.com/office/word/2006/wordml" xmlns:wps="http://schemas.microsoft.com/office/word/2010/wordprocessingShape" mc:Ignorable="w14 w15 w16se w16cid w16 w16cex w16sdtdh w16du wp14">
+<w:ftr xmlns:wpc="http://schemas.microsoft.com/office/word/2010/wordprocessingCanvas" xmlns:cx="http://schemas.microsoft.com/office/drawing/2014/chartex" xmlns:cx1="http://schemas.microsoft.com/office/drawing/2015/9/8/chartex" xmlns:cx2="http://schemas.microsoft.com/office/drawing/2015/10/21/chartex" xmlns:cx3="http://schemas.microsoft.com/office/drawing/2016/5/9/chartex" xmlns:cx4="http://schemas.microsoft.com/office/drawing/2016/5/10/chartex" xmlns:cx5="http://schemas.microsoft.com/office/drawing/2016/5/11/chartex" xmlns:cx6="http://schemas.microsoft.com/office/drawing/2016/5/12/chartex" xmlns:cx7="http://schemas.microsoft.com/office/drawing/2016/5/13/chartex" xmlns:cx8="http://schemas.microsoft.com/office/drawing/2016/5/14/chartex" xmlns:mc="http://schemas.openxmlformats.org/markup-compatibility/2006" xmlns:aink="http://schemas.microsoft.com/office/drawing/2016/ink" xmlns:am3d="http://schemas.microsoft.com/office/drawing/2017/model3d" xmlns:o="urn:schemas-microsoft-com:office:office" xmlns:oel="http://schemas.microsoft.com/office/2019/extlst" xmlns:r="http://schemas.openxmlformats.org/officeDocument/2006/relationships" xmlns:m="http://schemas.openxmlformats.org/officeDocument/2006/math" xmlns:v="urn:schemas-microsoft-com:vml" xmlns:wp14="http://schemas.microsoft.com/office/word/2010/wordprocessingDrawing" xmlns:wp="http://schemas.openxmlformats.org/drawingml/2006/wordprocessingDrawing" xmlns:w10="urn:schemas-microsoft-com:office:word" xmlns:w="http://schemas.openxmlformats.org/wordprocessingml/2006/main" xmlns:w14="http://schemas.microsoft.com/office/word/2010/wordml" xmlns:w15="http://schemas.microsoft.com/office/word/2012/wordml" xmlns:w16cex="http://schemas.microsoft.com/office/word/2018/wordml/cex" xmlns:w16cid="http://schemas.microsoft.com/office/word/2016/wordml/cid" xmlns:w16="http://schemas.microsoft.com/office/word/2018/wordml" xmlns:w16du="http://schemas.microsoft.com/office/word/2023/wordml/word16du" xmlns:w16sdtdh="http://schemas.microsoft.com/office/word/2020/wordml/sdtdatahash" xmlns:w16sdtfl="http://schemas.microsoft.com/office/word/2024/wordml/sdtformatlock" xmlns:w16se="http://schemas.microsoft.com/office/word/2015/wordml/symex" xmlns:wpg="http://schemas.microsoft.com/office/word/2010/wordprocessingGroup" xmlns:wpi="http://schemas.microsoft.com/office/word/2010/wordprocessingInk" xmlns:wne="http://schemas.microsoft.com/office/word/2006/wordml" xmlns:wps="http://schemas.microsoft.com/office/word/2010/wordprocessingShape" mc:Ignorable="w14 w15 w16se w16cid w16 w16cex w16sdtdh w16sdtfl w16du wp14">
   <w:p>
     <w:pPr>
       <w:pStyle w:val="BodyText"/>
@@ -17236,7 +17472,7 @@
 </file>
 
 <file path=word/footer4.xml><?xml version="1.0" encoding="utf-8"?>
-<w:ftr xmlns:wpc="http://schemas.microsoft.com/office/word/2010/wordprocessingCanvas" xmlns:cx="http://schemas.microsoft.com/office/drawing/2014/chartex" xmlns:cx1="http://schemas.microsoft.com/office/drawing/2015/9/8/chartex" xmlns:cx2="http://schemas.microsoft.com/office/drawing/2015/10/21/chartex" xmlns:cx3="http://schemas.microsoft.com/office/drawing/2016/5/9/chartex" xmlns:cx4="http://schemas.microsoft.com/office/drawing/2016/5/10/chartex" xmlns:cx5="http://schemas.microsoft.com/office/drawing/2016/5/11/chartex" xmlns:cx6="http://schemas.microsoft.com/office/drawing/2016/5/12/chartex" xmlns:cx7="http://schemas.microsoft.com/office/drawing/2016/5/13/chartex" xmlns:cx8="http://schemas.microsoft.com/office/drawing/2016/5/14/chartex" xmlns:mc="http://schemas.openxmlformats.org/markup-compatibility/2006" xmlns:aink="http://schemas.microsoft.com/office/drawing/2016/ink" xmlns:am3d="http://schemas.microsoft.com/office/drawing/2017/model3d" xmlns:o="urn:schemas-microsoft-com:office:office" xmlns:oel="http://schemas.microsoft.com/office/2019/extlst" xmlns:r="http://schemas.openxmlformats.org/officeDocument/2006/relationships" xmlns:m="http://schemas.openxmlformats.org/officeDocument/2006/math" xmlns:v="urn:schemas-microsoft-com:vml" xmlns:wp14="http://schemas.microsoft.com/office/word/2010/wordprocessingDrawing" xmlns:wp="http://schemas.openxmlformats.org/drawingml/2006/wordprocessingDrawing" xmlns:w10="urn:schemas-microsoft-com:office:word" xmlns:w="http://schemas.openxmlformats.org/wordprocessingml/2006/main" xmlns:w14="http://schemas.microsoft.com/office/word/2010/wordml" xmlns:w15="http://schemas.microsoft.com/office/word/2012/wordml" xmlns:w16cex="http://schemas.microsoft.com/office/word/2018/wordml/cex" xmlns:w16cid="http://schemas.microsoft.com/office/word/2016/wordml/cid" xmlns:w16="http://schemas.microsoft.com/office/word/2018/wordml" xmlns:w16du="http://schemas.microsoft.com/office/word/2023/wordml/word16du" xmlns:w16sdtdh="http://schemas.microsoft.com/office/word/2020/wordml/sdtdatahash" xmlns:w16se="http://schemas.microsoft.com/office/word/2015/wordml/symex" xmlns:wpg="http://schemas.microsoft.com/office/word/2010/wordprocessingGroup" xmlns:wpi="http://schemas.microsoft.com/office/word/2010/wordprocessingInk" xmlns:wne="http://schemas.microsoft.com/office/word/2006/wordml" xmlns:wps="http://schemas.microsoft.com/office/word/2010/wordprocessingShape" mc:Ignorable="w14 w15 w16se w16cid w16 w16cex w16sdtdh w16du wp14">
+<w:ftr xmlns:wpc="http://schemas.microsoft.com/office/word/2010/wordprocessingCanvas" xmlns:cx="http://schemas.microsoft.com/office/drawing/2014/chartex" xmlns:cx1="http://schemas.microsoft.com/office/drawing/2015/9/8/chartex" xmlns:cx2="http://schemas.microsoft.com/office/drawing/2015/10/21/chartex" xmlns:cx3="http://schemas.microsoft.com/office/drawing/2016/5/9/chartex" xmlns:cx4="http://schemas.microsoft.com/office/drawing/2016/5/10/chartex" xmlns:cx5="http://schemas.microsoft.com/office/drawing/2016/5/11/chartex" xmlns:cx6="http://schemas.microsoft.com/office/drawing/2016/5/12/chartex" xmlns:cx7="http://schemas.microsoft.com/office/drawing/2016/5/13/chartex" xmlns:cx8="http://schemas.microsoft.com/office/drawing/2016/5/14/chartex" xmlns:mc="http://schemas.openxmlformats.org/markup-compatibility/2006" xmlns:aink="http://schemas.microsoft.com/office/drawing/2016/ink" xmlns:am3d="http://schemas.microsoft.com/office/drawing/2017/model3d" xmlns:o="urn:schemas-microsoft-com:office:office" xmlns:oel="http://schemas.microsoft.com/office/2019/extlst" xmlns:r="http://schemas.openxmlformats.org/officeDocument/2006/relationships" xmlns:m="http://schemas.openxmlformats.org/officeDocument/2006/math" xmlns:v="urn:schemas-microsoft-com:vml" xmlns:wp14="http://schemas.microsoft.com/office/word/2010/wordprocessingDrawing" xmlns:wp="http://schemas.openxmlformats.org/drawingml/2006/wordprocessingDrawing" xmlns:w10="urn:schemas-microsoft-com:office:word" xmlns:w="http://schemas.openxmlformats.org/wordprocessingml/2006/main" xmlns:w14="http://schemas.microsoft.com/office/word/2010/wordml" xmlns:w15="http://schemas.microsoft.com/office/word/2012/wordml" xmlns:w16cex="http://schemas.microsoft.com/office/word/2018/wordml/cex" xmlns:w16cid="http://schemas.microsoft.com/office/word/2016/wordml/cid" xmlns:w16="http://schemas.microsoft.com/office/word/2018/wordml" xmlns:w16du="http://schemas.microsoft.com/office/word/2023/wordml/word16du" xmlns:w16sdtdh="http://schemas.microsoft.com/office/word/2020/wordml/sdtdatahash" xmlns:w16sdtfl="http://schemas.microsoft.com/office/word/2024/wordml/sdtformatlock" xmlns:w16se="http://schemas.microsoft.com/office/word/2015/wordml/symex" xmlns:wpg="http://schemas.microsoft.com/office/word/2010/wordprocessingGroup" xmlns:wpi="http://schemas.microsoft.com/office/word/2010/wordprocessingInk" xmlns:wne="http://schemas.microsoft.com/office/word/2006/wordml" xmlns:wps="http://schemas.microsoft.com/office/word/2010/wordprocessingShape" mc:Ignorable="w14 w15 w16se w16cid w16 w16cex w16sdtdh w16sdtfl w16du wp14">
   <w:p>
     <w:pPr>
       <w:pStyle w:val="BodyText"/>
@@ -17380,7 +17616,7 @@
 </file>
 
 <file path=word/footnotes.xml><?xml version="1.0" encoding="utf-8"?>
-<w:footnotes xmlns:wpc="http://schemas.microsoft.com/office/word/2010/wordprocessingCanvas" xmlns:cx="http://schemas.microsoft.com/office/drawing/2014/chartex" xmlns:cx1="http://schemas.microsoft.com/office/drawing/2015/9/8/chartex" xmlns:cx2="http://schemas.microsoft.com/office/drawing/2015/10/21/chartex" xmlns:cx3="http://schemas.microsoft.com/office/drawing/2016/5/9/chartex" xmlns:cx4="http://schemas.microsoft.com/office/drawing/2016/5/10/chartex" xmlns:cx5="http://schemas.microsoft.com/office/drawing/2016/5/11/chartex" xmlns:cx6="http://schemas.microsoft.com/office/drawing/2016/5/12/chartex" xmlns:cx7="http://schemas.microsoft.com/office/drawing/2016/5/13/chartex" xmlns:cx8="http://schemas.microsoft.com/office/drawing/2016/5/14/chartex" xmlns:mc="http://schemas.openxmlformats.org/markup-compatibility/2006" xmlns:aink="http://schemas.microsoft.com/office/drawing/2016/ink" xmlns:am3d="http://schemas.microsoft.com/office/drawing/2017/model3d" xmlns:o="urn:schemas-microsoft-com:office:office" xmlns:oel="http://schemas.microsoft.com/office/2019/extlst" xmlns:r="http://schemas.openxmlformats.org/officeDocument/2006/relationships" xmlns:m="http://schemas.openxmlformats.org/officeDocument/2006/math" xmlns:v="urn:schemas-microsoft-com:vml" xmlns:wp14="http://schemas.microsoft.com/office/word/2010/wordprocessingDrawing" xmlns:wp="http://schemas.openxmlformats.org/drawingml/2006/wordprocessingDrawing" xmlns:w10="urn:schemas-microsoft-com:office:word" xmlns:w="http://schemas.openxmlformats.org/wordprocessingml/2006/main" xmlns:w14="http://schemas.microsoft.com/office/word/2010/wordml" xmlns:w15="http://schemas.microsoft.com/office/word/2012/wordml" xmlns:w16cex="http://schemas.microsoft.com/office/word/2018/wordml/cex" xmlns:w16cid="http://schemas.microsoft.com/office/word/2016/wordml/cid" xmlns:w16="http://schemas.microsoft.com/office/word/2018/wordml" xmlns:w16du="http://schemas.microsoft.com/office/word/2023/wordml/word16du" xmlns:w16sdtdh="http://schemas.microsoft.com/office/word/2020/wordml/sdtdatahash" xmlns:w16se="http://schemas.microsoft.com/office/word/2015/wordml/symex" xmlns:wpg="http://schemas.microsoft.com/office/word/2010/wordprocessingGroup" xmlns:wpi="http://schemas.microsoft.com/office/word/2010/wordprocessingInk" xmlns:wne="http://schemas.microsoft.com/office/word/2006/wordml" xmlns:wps="http://schemas.microsoft.com/office/word/2010/wordprocessingShape" mc:Ignorable="w14 w15 w16se w16cid w16 w16cex w16sdtdh w16du wp14">
+<w:footnotes xmlns:wpc="http://schemas.microsoft.com/office/word/2010/wordprocessingCanvas" xmlns:cx="http://schemas.microsoft.com/office/drawing/2014/chartex" xmlns:cx1="http://schemas.microsoft.com/office/drawing/2015/9/8/chartex" xmlns:cx2="http://schemas.microsoft.com/office/drawing/2015/10/21/chartex" xmlns:cx3="http://schemas.microsoft.com/office/drawing/2016/5/9/chartex" xmlns:cx4="http://schemas.microsoft.com/office/drawing/2016/5/10/chartex" xmlns:cx5="http://schemas.microsoft.com/office/drawing/2016/5/11/chartex" xmlns:cx6="http://schemas.microsoft.com/office/drawing/2016/5/12/chartex" xmlns:cx7="http://schemas.microsoft.com/office/drawing/2016/5/13/chartex" xmlns:cx8="http://schemas.microsoft.com/office/drawing/2016/5/14/chartex" xmlns:mc="http://schemas.openxmlformats.org/markup-compatibility/2006" xmlns:aink="http://schemas.microsoft.com/office/drawing/2016/ink" xmlns:am3d="http://schemas.microsoft.com/office/drawing/2017/model3d" xmlns:o="urn:schemas-microsoft-com:office:office" xmlns:oel="http://schemas.microsoft.com/office/2019/extlst" xmlns:r="http://schemas.openxmlformats.org/officeDocument/2006/relationships" xmlns:m="http://schemas.openxmlformats.org/officeDocument/2006/math" xmlns:v="urn:schemas-microsoft-com:vml" xmlns:wp14="http://schemas.microsoft.com/office/word/2010/wordprocessingDrawing" xmlns:wp="http://schemas.openxmlformats.org/drawingml/2006/wordprocessingDrawing" xmlns:w10="urn:schemas-microsoft-com:office:word" xmlns:w="http://schemas.openxmlformats.org/wordprocessingml/2006/main" xmlns:w14="http://schemas.microsoft.com/office/word/2010/wordml" xmlns:w15="http://schemas.microsoft.com/office/word/2012/wordml" xmlns:w16cex="http://schemas.microsoft.com/office/word/2018/wordml/cex" xmlns:w16cid="http://schemas.microsoft.com/office/word/2016/wordml/cid" xmlns:w16="http://schemas.microsoft.com/office/word/2018/wordml" xmlns:w16du="http://schemas.microsoft.com/office/word/2023/wordml/word16du" xmlns:w16sdtdh="http://schemas.microsoft.com/office/word/2020/wordml/sdtdatahash" xmlns:w16sdtfl="http://schemas.microsoft.com/office/word/2024/wordml/sdtformatlock" xmlns:w16se="http://schemas.microsoft.com/office/word/2015/wordml/symex" xmlns:wpg="http://schemas.microsoft.com/office/word/2010/wordprocessingGroup" xmlns:wpi="http://schemas.microsoft.com/office/word/2010/wordprocessingInk" xmlns:wne="http://schemas.microsoft.com/office/word/2006/wordml" xmlns:wps="http://schemas.microsoft.com/office/word/2010/wordprocessingShape" mc:Ignorable="w14 w15 w16se w16cid w16 w16cex w16sdtdh w16sdtfl w16du wp14">
   <w:footnote w:type="separator" w:id="-1">
     <w:p>
       <w:r>
@@ -17399,7 +17635,7 @@
 </file>
 
 <file path=word/header1.xml><?xml version="1.0" encoding="utf-8"?>
-<w:hdr xmlns:wpc="http://schemas.microsoft.com/office/word/2010/wordprocessingCanvas" xmlns:cx="http://schemas.microsoft.com/office/drawing/2014/chartex" xmlns:cx1="http://schemas.microsoft.com/office/drawing/2015/9/8/chartex" xmlns:cx2="http://schemas.microsoft.com/office/drawing/2015/10/21/chartex" xmlns:cx3="http://schemas.microsoft.com/office/drawing/2016/5/9/chartex" xmlns:cx4="http://schemas.microsoft.com/office/drawing/2016/5/10/chartex" xmlns:cx5="http://schemas.microsoft.com/office/drawing/2016/5/11/chartex" xmlns:cx6="http://schemas.microsoft.com/office/drawing/2016/5/12/chartex" xmlns:cx7="http://schemas.microsoft.com/office/drawing/2016/5/13/chartex" xmlns:cx8="http://schemas.microsoft.com/office/drawing/2016/5/14/chartex" xmlns:mc="http://schemas.openxmlformats.org/markup-compatibility/2006" xmlns:aink="http://schemas.microsoft.com/office/drawing/2016/ink" xmlns:am3d="http://schemas.microsoft.com/office/drawing/2017/model3d" xmlns:o="urn:schemas-microsoft-com:office:office" xmlns:oel="http://schemas.microsoft.com/office/2019/extlst" xmlns:r="http://schemas.openxmlformats.org/officeDocument/2006/relationships" xmlns:m="http://schemas.openxmlformats.org/officeDocument/2006/math" xmlns:v="urn:schemas-microsoft-com:vml" xmlns:wp14="http://schemas.microsoft.com/office/word/2010/wordprocessingDrawing" xmlns:wp="http://schemas.openxmlformats.org/drawingml/2006/wordprocessingDrawing" xmlns:w10="urn:schemas-microsoft-com:office:word" xmlns:w="http://schemas.openxmlformats.org/wordprocessingml/2006/main" xmlns:w14="http://schemas.microsoft.com/office/word/2010/wordml" xmlns:w15="http://schemas.microsoft.com/office/word/2012/wordml" xmlns:w16cex="http://schemas.microsoft.com/office/word/2018/wordml/cex" xmlns:w16cid="http://schemas.microsoft.com/office/word/2016/wordml/cid" xmlns:w16="http://schemas.microsoft.com/office/word/2018/wordml" xmlns:w16du="http://schemas.microsoft.com/office/word/2023/wordml/word16du" xmlns:w16sdtdh="http://schemas.microsoft.com/office/word/2020/wordml/sdtdatahash" xmlns:w16se="http://schemas.microsoft.com/office/word/2015/wordml/symex" xmlns:wpg="http://schemas.microsoft.com/office/word/2010/wordprocessingGroup" xmlns:wpi="http://schemas.microsoft.com/office/word/2010/wordprocessingInk" xmlns:wne="http://schemas.microsoft.com/office/word/2006/wordml" xmlns:wps="http://schemas.microsoft.com/office/word/2010/wordprocessingShape" mc:Ignorable="w14 w15 w16se w16cid w16 w16cex w16sdtdh w16du wp14">
+<w:hdr xmlns:wpc="http://schemas.microsoft.com/office/word/2010/wordprocessingCanvas" xmlns:cx="http://schemas.microsoft.com/office/drawing/2014/chartex" xmlns:cx1="http://schemas.microsoft.com/office/drawing/2015/9/8/chartex" xmlns:cx2="http://schemas.microsoft.com/office/drawing/2015/10/21/chartex" xmlns:cx3="http://schemas.microsoft.com/office/drawing/2016/5/9/chartex" xmlns:cx4="http://schemas.microsoft.com/office/drawing/2016/5/10/chartex" xmlns:cx5="http://schemas.microsoft.com/office/drawing/2016/5/11/chartex" xmlns:cx6="http://schemas.microsoft.com/office/drawing/2016/5/12/chartex" xmlns:cx7="http://schemas.microsoft.com/office/drawing/2016/5/13/chartex" xmlns:cx8="http://schemas.microsoft.com/office/drawing/2016/5/14/chartex" xmlns:mc="http://schemas.openxmlformats.org/markup-compatibility/2006" xmlns:aink="http://schemas.microsoft.com/office/drawing/2016/ink" xmlns:am3d="http://schemas.microsoft.com/office/drawing/2017/model3d" xmlns:o="urn:schemas-microsoft-com:office:office" xmlns:oel="http://schemas.microsoft.com/office/2019/extlst" xmlns:r="http://schemas.openxmlformats.org/officeDocument/2006/relationships" xmlns:m="http://schemas.openxmlformats.org/officeDocument/2006/math" xmlns:v="urn:schemas-microsoft-com:vml" xmlns:wp14="http://schemas.microsoft.com/office/word/2010/wordprocessingDrawing" xmlns:wp="http://schemas.openxmlformats.org/drawingml/2006/wordprocessingDrawing" xmlns:w10="urn:schemas-microsoft-com:office:word" xmlns:w="http://schemas.openxmlformats.org/wordprocessingml/2006/main" xmlns:w14="http://schemas.microsoft.com/office/word/2010/wordml" xmlns:w15="http://schemas.microsoft.com/office/word/2012/wordml" xmlns:w16cex="http://schemas.microsoft.com/office/word/2018/wordml/cex" xmlns:w16cid="http://schemas.microsoft.com/office/word/2016/wordml/cid" xmlns:w16="http://schemas.microsoft.com/office/word/2018/wordml" xmlns:w16du="http://schemas.microsoft.com/office/word/2023/wordml/word16du" xmlns:w16sdtdh="http://schemas.microsoft.com/office/word/2020/wordml/sdtdatahash" xmlns:w16sdtfl="http://schemas.microsoft.com/office/word/2024/wordml/sdtformatlock" xmlns:w16se="http://schemas.microsoft.com/office/word/2015/wordml/symex" xmlns:wpg="http://schemas.microsoft.com/office/word/2010/wordprocessingGroup" xmlns:wpi="http://schemas.microsoft.com/office/word/2010/wordprocessingInk" xmlns:wne="http://schemas.microsoft.com/office/word/2006/wordml" xmlns:wps="http://schemas.microsoft.com/office/word/2010/wordprocessingShape" mc:Ignorable="w14 w15 w16se w16cid w16 w16cex w16sdtdh w16sdtfl w16du wp14">
   <w:p>
     <w:pPr>
       <w:pStyle w:val="BodyText"/>
@@ -17648,7 +17884,14 @@
                               <w:rFonts w:ascii="Verdana"/>
                               <w:sz w:val="20"/>
                             </w:rPr>
-                            <w:t>.0</w:t>
+                            <w:t>.</w:t>
+                          </w:r>
+                          <w:r>
+                            <w:rPr>
+                              <w:rFonts w:ascii="Verdana"/>
+                              <w:sz w:val="20"/>
+                            </w:rPr>
+                            <w:t>1</w:t>
                           </w:r>
                         </w:p>
                       </w:txbxContent>
@@ -17705,7 +17948,14 @@
                         <w:rFonts w:ascii="Verdana"/>
                         <w:sz w:val="20"/>
                       </w:rPr>
-                      <w:t>.0</w:t>
+                      <w:t>.</w:t>
+                    </w:r>
+                    <w:r>
+                      <w:rPr>
+                        <w:rFonts w:ascii="Verdana"/>
+                        <w:sz w:val="20"/>
+                      </w:rPr>
+                      <w:t>1</w:t>
                     </w:r>
                   </w:p>
                 </w:txbxContent>
@@ -17847,7 +18097,7 @@
 </file>
 
 <file path=word/numbering.xml><?xml version="1.0" encoding="utf-8"?>
-<w:numbering xmlns:wpc="http://schemas.microsoft.com/office/word/2010/wordprocessingCanvas" xmlns:cx="http://schemas.microsoft.com/office/drawing/2014/chartex" xmlns:cx1="http://schemas.microsoft.com/office/drawing/2015/9/8/chartex" xmlns:cx2="http://schemas.microsoft.com/office/drawing/2015/10/21/chartex" xmlns:cx3="http://schemas.microsoft.com/office/drawing/2016/5/9/chartex" xmlns:cx4="http://schemas.microsoft.com/office/drawing/2016/5/10/chartex" xmlns:cx5="http://schemas.microsoft.com/office/drawing/2016/5/11/chartex" xmlns:cx6="http://schemas.microsoft.com/office/drawing/2016/5/12/chartex" xmlns:cx7="http://schemas.microsoft.com/office/drawing/2016/5/13/chartex" xmlns:cx8="http://schemas.microsoft.com/office/drawing/2016/5/14/chartex" xmlns:mc="http://schemas.openxmlformats.org/markup-compatibility/2006" xmlns:aink="http://schemas.microsoft.com/office/drawing/2016/ink" xmlns:am3d="http://schemas.microsoft.com/office/drawing/2017/model3d" xmlns:o="urn:schemas-microsoft-com:office:office" xmlns:oel="http://schemas.microsoft.com/office/2019/extlst" xmlns:r="http://schemas.openxmlformats.org/officeDocument/2006/relationships" xmlns:m="http://schemas.openxmlformats.org/officeDocument/2006/math" xmlns:v="urn:schemas-microsoft-com:vml" xmlns:wp14="http://schemas.microsoft.com/office/word/2010/wordprocessingDrawing" xmlns:wp="http://schemas.openxmlformats.org/drawingml/2006/wordprocessingDrawing" xmlns:w10="urn:schemas-microsoft-com:office:word" xmlns:w="http://schemas.openxmlformats.org/wordprocessingml/2006/main" xmlns:w14="http://schemas.microsoft.com/office/word/2010/wordml" xmlns:w15="http://schemas.microsoft.com/office/word/2012/wordml" xmlns:w16cex="http://schemas.microsoft.com/office/word/2018/wordml/cex" xmlns:w16cid="http://schemas.microsoft.com/office/word/2016/wordml/cid" xmlns:w16="http://schemas.microsoft.com/office/word/2018/wordml" xmlns:w16du="http://schemas.microsoft.com/office/word/2023/wordml/word16du" xmlns:w16sdtdh="http://schemas.microsoft.com/office/word/2020/wordml/sdtdatahash" xmlns:w16se="http://schemas.microsoft.com/office/word/2015/wordml/symex" xmlns:wpg="http://schemas.microsoft.com/office/word/2010/wordprocessingGroup" xmlns:wpi="http://schemas.microsoft.com/office/word/2010/wordprocessingInk" xmlns:wne="http://schemas.microsoft.com/office/word/2006/wordml" xmlns:wps="http://schemas.microsoft.com/office/word/2010/wordprocessingShape" mc:Ignorable="w14 w15 w16se w16cid w16 w16cex w16sdtdh w16du wp14">
+<w:numbering xmlns:wpc="http://schemas.microsoft.com/office/word/2010/wordprocessingCanvas" xmlns:cx="http://schemas.microsoft.com/office/drawing/2014/chartex" xmlns:cx1="http://schemas.microsoft.com/office/drawing/2015/9/8/chartex" xmlns:cx2="http://schemas.microsoft.com/office/drawing/2015/10/21/chartex" xmlns:cx3="http://schemas.microsoft.com/office/drawing/2016/5/9/chartex" xmlns:cx4="http://schemas.microsoft.com/office/drawing/2016/5/10/chartex" xmlns:cx5="http://schemas.microsoft.com/office/drawing/2016/5/11/chartex" xmlns:cx6="http://schemas.microsoft.com/office/drawing/2016/5/12/chartex" xmlns:cx7="http://schemas.microsoft.com/office/drawing/2016/5/13/chartex" xmlns:cx8="http://schemas.microsoft.com/office/drawing/2016/5/14/chartex" xmlns:mc="http://schemas.openxmlformats.org/markup-compatibility/2006" xmlns:aink="http://schemas.microsoft.com/office/drawing/2016/ink" xmlns:am3d="http://schemas.microsoft.com/office/drawing/2017/model3d" xmlns:o="urn:schemas-microsoft-com:office:office" xmlns:oel="http://schemas.microsoft.com/office/2019/extlst" xmlns:r="http://schemas.openxmlformats.org/officeDocument/2006/relationships" xmlns:m="http://schemas.openxmlformats.org/officeDocument/2006/math" xmlns:v="urn:schemas-microsoft-com:vml" xmlns:wp14="http://schemas.microsoft.com/office/word/2010/wordprocessingDrawing" xmlns:wp="http://schemas.openxmlformats.org/drawingml/2006/wordprocessingDrawing" xmlns:w10="urn:schemas-microsoft-com:office:word" xmlns:w="http://schemas.openxmlformats.org/wordprocessingml/2006/main" xmlns:w14="http://schemas.microsoft.com/office/word/2010/wordml" xmlns:w15="http://schemas.microsoft.com/office/word/2012/wordml" xmlns:w16cex="http://schemas.microsoft.com/office/word/2018/wordml/cex" xmlns:w16cid="http://schemas.microsoft.com/office/word/2016/wordml/cid" xmlns:w16="http://schemas.microsoft.com/office/word/2018/wordml" xmlns:w16du="http://schemas.microsoft.com/office/word/2023/wordml/word16du" xmlns:w16sdtdh="http://schemas.microsoft.com/office/word/2020/wordml/sdtdatahash" xmlns:w16sdtfl="http://schemas.microsoft.com/office/word/2024/wordml/sdtformatlock" xmlns:w16se="http://schemas.microsoft.com/office/word/2015/wordml/symex" xmlns:wpg="http://schemas.microsoft.com/office/word/2010/wordprocessingGroup" xmlns:wpi="http://schemas.microsoft.com/office/word/2010/wordprocessingInk" xmlns:wne="http://schemas.microsoft.com/office/word/2006/wordml" xmlns:wps="http://schemas.microsoft.com/office/word/2010/wordprocessingShape" mc:Ignorable="w14 w15 w16se w16cid w16 w16cex w16sdtdh w16sdtfl w16du wp14">
   <w:abstractNum w:abstractNumId="0" w15:restartNumberingAfterBreak="0">
     <w:nsid w:val="04682A81"/>
     <w:multiLevelType w:val="multilevel"/>
@@ -20134,7 +20384,7 @@
 </file>
 
 <file path=word/styles.xml><?xml version="1.0" encoding="utf-8"?>
-<w:styles xmlns:mc="http://schemas.openxmlformats.org/markup-compatibility/2006" xmlns:r="http://schemas.openxmlformats.org/officeDocument/2006/relationships" xmlns:w="http://schemas.openxmlformats.org/wordprocessingml/2006/main" xmlns:w14="http://schemas.microsoft.com/office/word/2010/wordml" xmlns:w15="http://schemas.microsoft.com/office/word/2012/wordml" xmlns:w16cex="http://schemas.microsoft.com/office/word/2018/wordml/cex" xmlns:w16cid="http://schemas.microsoft.com/office/word/2016/wordml/cid" xmlns:w16="http://schemas.microsoft.com/office/word/2018/wordml" xmlns:w16du="http://schemas.microsoft.com/office/word/2023/wordml/word16du" xmlns:w16sdtdh="http://schemas.microsoft.com/office/word/2020/wordml/sdtdatahash" xmlns:w16se="http://schemas.microsoft.com/office/word/2015/wordml/symex" mc:Ignorable="w14 w15 w16se w16cid w16 w16cex w16sdtdh w16du">
+<w:styles xmlns:mc="http://schemas.openxmlformats.org/markup-compatibility/2006" xmlns:r="http://schemas.openxmlformats.org/officeDocument/2006/relationships" xmlns:w="http://schemas.openxmlformats.org/wordprocessingml/2006/main" xmlns:w14="http://schemas.microsoft.com/office/word/2010/wordml" xmlns:w15="http://schemas.microsoft.com/office/word/2012/wordml" xmlns:w16cex="http://schemas.microsoft.com/office/word/2018/wordml/cex" xmlns:w16cid="http://schemas.microsoft.com/office/word/2016/wordml/cid" xmlns:w16="http://schemas.microsoft.com/office/word/2018/wordml" xmlns:w16du="http://schemas.microsoft.com/office/word/2023/wordml/word16du" xmlns:w16sdtdh="http://schemas.microsoft.com/office/word/2020/wordml/sdtdatahash" xmlns:w16sdtfl="http://schemas.microsoft.com/office/word/2024/wordml/sdtformatlock" xmlns:w16se="http://schemas.microsoft.com/office/word/2015/wordml/symex" mc:Ignorable="w14 w15 w16se w16cid w16 w16cex w16sdtdh w16sdtfl w16du">
   <w:docDefaults>
     <w:rPrDefault>
       <w:rPr>
